--- a/FASE 2/Evidencias Proyecto/Evidencias de documentación/Documento de Arquitectura (DAS)/Documento_Arquitectura_Sistema_DAS_.docx
+++ b/FASE 2/Evidencias Proyecto/Evidencias de documentación/Documento de Arquitectura (DAS)/Documento_Arquitectura_Sistema_DAS_.docx
@@ -237,7 +237,7 @@
           <w:szCs w:val="36"/>
           <w:lang w:val="es-CL"/>
         </w:rPr>
-        <w:t xml:space="preserve">Versión 1.5</w:t>
+        <w:t>Versión 1.10</w:t>
       </w:r>
     </w:p>
     <w:p>
@@ -567,7 +567,7 @@
               </w:rPr>
             </w:pPr>
             <w:r>
-              <w:t>1.5</w:t>
+              <w:t>1.10</w:t>
             </w:r>
           </w:p>
         </w:tc>
@@ -679,7 +679,7 @@
               </w:rPr>
             </w:pPr>
             <w:r>
-              <w:t>20-09-2026</w:t>
+              <w:t>22-09-2026</w:t>
             </w:r>
           </w:p>
         </w:tc>
@@ -719,7 +719,7 @@
               </w:rPr>
             </w:pPr>
             <w:r>
-              <w:t>Al cierre de cada sprint (próxima: cierre del Sprint 1)</w:t>
+              <w:t>Al cierre de cada sprint (próxima: cierre del Sprint 2)</w:t>
             </w:r>
           </w:p>
         </w:tc>
@@ -1381,6 +1381,336 @@
             </w:pPr>
             <w:r>
               <w:t xml:space="preserve">Rodrigo Cárcamo Rojas</w:t>
+            </w:r>
+          </w:p>
+        </w:tc>
+      </w:tr>
+      <w:tr>
+        <w:tc>
+          <w:tcPr>
+            <w:tcW w:w="2196" w:type="dxa"/>
+          </w:tcPr>
+          <w:p>
+            <w:pPr>
+              <w:pStyle w:val="Tabletext"/>
+              <w:rPr>
+                <w:lang w:val="es-CL"/>
+              </w:rPr>
+            </w:pPr>
+            <w:r>
+              <w:t>21-09-2026</w:t>
+            </w:r>
+          </w:p>
+        </w:tc>
+        <w:tc>
+          <w:tcPr>
+            <w:tcW w:w="1152" w:type="dxa"/>
+          </w:tcPr>
+          <w:p>
+            <w:pPr>
+              <w:pStyle w:val="Tabletext"/>
+              <w:rPr>
+                <w:lang w:val="es-CL"/>
+              </w:rPr>
+            </w:pPr>
+            <w:r>
+              <w:t>1.6</w:t>
+            </w:r>
+          </w:p>
+        </w:tc>
+        <w:tc>
+          <w:tcPr>
+            <w:tcW w:w="3744" w:type="dxa"/>
+          </w:tcPr>
+          <w:p>
+            <w:pPr>
+              <w:pStyle w:val="Tabletext"/>
+              <w:rPr>
+                <w:lang w:val="es-CL"/>
+              </w:rPr>
+            </w:pPr>
+            <w:r>
+              <w:t>Acceso a la cuenta (FS-HU-15, FS-HU-16 y FS-HU-17): recuperación de contraseña por correo, acceso con Google, elección de rol en el registro y opción "Recordarme"; columnas google_id y password_hash opcional en usuarios, tabla tokens_recuperacion, escenario de calidad QS6, flujo de recuperación y acceso con Google, nodos externos (Google y SMTP) y decisiones D14 a D17.</w:t>
+            </w:r>
+          </w:p>
+        </w:tc>
+        <w:tc>
+          <w:tcPr>
+            <w:tcW w:w="1908" w:type="dxa"/>
+          </w:tcPr>
+          <w:p>
+            <w:pPr>
+              <w:pStyle w:val="Tabletext"/>
+              <w:rPr>
+                <w:lang w:val="es-CL"/>
+              </w:rPr>
+            </w:pPr>
+            <w:r>
+              <w:t>Rodrigo Cárcamo Rojas</w:t>
+            </w:r>
+          </w:p>
+        </w:tc>
+      </w:tr>
+      <w:tr>
+        <w:tc>
+          <w:tcPr>
+            <w:tcW w:w="2196" w:type="dxa"/>
+          </w:tcPr>
+          <w:p>
+            <w:pPr>
+              <w:pStyle w:val="Tabletext"/>
+              <w:rPr>
+                <w:lang w:val="es-CL"/>
+              </w:rPr>
+            </w:pPr>
+            <w:r>
+              <w:t>21-09-2026</w:t>
+            </w:r>
+          </w:p>
+        </w:tc>
+        <w:tc>
+          <w:tcPr>
+            <w:tcW w:w="1152" w:type="dxa"/>
+          </w:tcPr>
+          <w:p>
+            <w:pPr>
+              <w:pStyle w:val="Tabletext"/>
+              <w:rPr>
+                <w:lang w:val="es-CL"/>
+              </w:rPr>
+            </w:pPr>
+            <w:r>
+              <w:t>1.7</w:t>
+            </w:r>
+          </w:p>
+        </w:tc>
+        <w:tc>
+          <w:tcPr>
+            <w:tcW w:w="3744" w:type="dxa"/>
+          </w:tcPr>
+          <w:p>
+            <w:pPr>
+              <w:pStyle w:val="Tabletext"/>
+              <w:rPr>
+                <w:lang w:val="es-CL"/>
+              </w:rPr>
+            </w:pPr>
+            <w:r>
+              <w:t>Perfil completo (FS-HU-18 y FS-HU-19): columnas objetivo_principal, comidas_dia y horas_sueno en perfiles_usuario, tabla informacion_salud, escenario de calidad QS7, asistente de perfil de 4 pasos con sus endpoints y decisiones D18 y D19.</w:t>
+            </w:r>
+          </w:p>
+        </w:tc>
+        <w:tc>
+          <w:tcPr>
+            <w:tcW w:w="1908" w:type="dxa"/>
+          </w:tcPr>
+          <w:p>
+            <w:pPr>
+              <w:pStyle w:val="Tabletext"/>
+              <w:rPr>
+                <w:lang w:val="es-CL"/>
+              </w:rPr>
+            </w:pPr>
+            <w:r>
+              <w:t>Rodrigo Cárcamo Rojas</w:t>
+            </w:r>
+          </w:p>
+        </w:tc>
+      </w:tr>
+      <w:tr>
+        <w:tc>
+          <w:tcPr>
+            <w:tcW w:w="2196" w:type="dxa"/>
+          </w:tcPr>
+          <w:p>
+            <w:pPr>
+              <w:pStyle w:val="Tabletext"/>
+              <w:rPr>
+                <w:lang w:val="es-CL"/>
+              </w:rPr>
+            </w:pPr>
+            <w:r>
+              <w:t>21-09-2026</w:t>
+            </w:r>
+          </w:p>
+        </w:tc>
+        <w:tc>
+          <w:tcPr>
+            <w:tcW w:w="1152" w:type="dxa"/>
+          </w:tcPr>
+          <w:p>
+            <w:pPr>
+              <w:pStyle w:val="Tabletext"/>
+              <w:rPr>
+                <w:lang w:val="es-CL"/>
+              </w:rPr>
+            </w:pPr>
+            <w:r>
+              <w:t>1.8</w:t>
+            </w:r>
+          </w:p>
+        </w:tc>
+        <w:tc>
+          <w:tcPr>
+            <w:tcW w:w="3744" w:type="dxa"/>
+          </w:tcPr>
+          <w:p>
+            <w:pPr>
+              <w:pStyle w:val="Tabletext"/>
+              <w:rPr>
+                <w:lang w:val="es-CL"/>
+              </w:rPr>
+            </w:pPr>
+            <w:r>
+              <w:t>Diagramas actualizados al Sprint 2: casos de uso (CU-01 a CU-09), clases del dominio, entidad-relación de las tablas implementadas, vistas de desarrollo y física (Google Identity Services y servidor SMTP), y dos diagramas de secuencia nuevos (asistente de perfil y recuperación de contraseña).</w:t>
+            </w:r>
+          </w:p>
+        </w:tc>
+        <w:tc>
+          <w:tcPr>
+            <w:tcW w:w="1908" w:type="dxa"/>
+          </w:tcPr>
+          <w:p>
+            <w:pPr>
+              <w:pStyle w:val="Tabletext"/>
+              <w:rPr>
+                <w:lang w:val="es-CL"/>
+              </w:rPr>
+            </w:pPr>
+            <w:r>
+              <w:t>Rodrigo Cárcamo Rojas</w:t>
+            </w:r>
+          </w:p>
+        </w:tc>
+      </w:tr>
+      <w:tr>
+        <w:tc>
+          <w:tcPr>
+            <w:tcW w:w="2196" w:type="dxa"/>
+          </w:tcPr>
+          <w:p>
+            <w:pPr>
+              <w:pStyle w:val="Tabletext"/>
+              <w:rPr>
+                <w:lang w:val="es-CL"/>
+              </w:rPr>
+            </w:pPr>
+            <w:r>
+              <w:t>22-09-2026</w:t>
+            </w:r>
+          </w:p>
+        </w:tc>
+        <w:tc>
+          <w:tcPr>
+            <w:tcW w:w="1152" w:type="dxa"/>
+          </w:tcPr>
+          <w:p>
+            <w:pPr>
+              <w:pStyle w:val="Tabletext"/>
+              <w:rPr>
+                <w:lang w:val="es-CL"/>
+              </w:rPr>
+            </w:pPr>
+            <w:r>
+              <w:t>1.9</w:t>
+            </w:r>
+          </w:p>
+        </w:tc>
+        <w:tc>
+          <w:tcPr>
+            <w:tcW w:w="3744" w:type="dxa"/>
+          </w:tcPr>
+          <w:p>
+            <w:pPr>
+              <w:pStyle w:val="Tabletext"/>
+              <w:rPr>
+                <w:lang w:val="es-CL"/>
+              </w:rPr>
+            </w:pPr>
+            <w:r>
+              <w:t>Modelo 4+1 completo en notación UML: casos de uso con «include» y «extend», diagrama de estados de la reserva, diagrama de secuencia de la reserva con reservas simultáneas (QS5), diagrama de componentes (vista de desarrollo) y diagrama de despliegue (vista física).</w:t>
+            </w:r>
+          </w:p>
+        </w:tc>
+        <w:tc>
+          <w:tcPr>
+            <w:tcW w:w="1908" w:type="dxa"/>
+          </w:tcPr>
+          <w:p>
+            <w:pPr>
+              <w:pStyle w:val="Tabletext"/>
+              <w:rPr>
+                <w:lang w:val="es-CL"/>
+              </w:rPr>
+            </w:pPr>
+            <w:r>
+              <w:t>Rodrigo Cárcamo Rojas</w:t>
+            </w:r>
+          </w:p>
+        </w:tc>
+      </w:tr>
+      <w:tr>
+        <w:tc>
+          <w:tcPr>
+            <w:tcW w:w="2196" w:type="dxa"/>
+          </w:tcPr>
+          <w:p>
+            <w:pPr>
+              <w:pStyle w:val="Tabletext"/>
+              <w:rPr>
+                <w:lang w:val="es-CL"/>
+              </w:rPr>
+            </w:pPr>
+            <w:r>
+              <w:t>22-09-2026</w:t>
+            </w:r>
+          </w:p>
+        </w:tc>
+        <w:tc>
+          <w:tcPr>
+            <w:tcW w:w="1152" w:type="dxa"/>
+          </w:tcPr>
+          <w:p>
+            <w:pPr>
+              <w:pStyle w:val="Tabletext"/>
+              <w:rPr>
+                <w:lang w:val="es-CL"/>
+              </w:rPr>
+            </w:pPr>
+            <w:r>
+              <w:t>1.10</w:t>
+            </w:r>
+          </w:p>
+        </w:tc>
+        <w:tc>
+          <w:tcPr>
+            <w:tcW w:w="3744" w:type="dxa"/>
+          </w:tcPr>
+          <w:p>
+            <w:pPr>
+              <w:pStyle w:val="Tabletext"/>
+              <w:rPr>
+                <w:lang w:val="es-CL"/>
+              </w:rPr>
+            </w:pPr>
+            <w:r>
+              <w:t>Ubicación del código en "FASE 2/Evidencias Proyecto/Evidencias de sistema", según la indicación del docente; la vista de desarrollo precisa que las carpetas son relativas a esa ubicación.</w:t>
+            </w:r>
+          </w:p>
+        </w:tc>
+        <w:tc>
+          <w:tcPr>
+            <w:tcW w:w="1908" w:type="dxa"/>
+          </w:tcPr>
+          <w:p>
+            <w:pPr>
+              <w:pStyle w:val="Tabletext"/>
+              <w:rPr>
+                <w:lang w:val="es-CL"/>
+              </w:rPr>
+            </w:pPr>
+            <w:r>
+              <w:t>Rodrigo Cárcamo Rojas</w:t>
             </w:r>
           </w:p>
         </w:tc>
@@ -3771,7 +4101,7 @@
         <w:rPr>
           <w:i w:val="0"/>
         </w:rPr>
-        <w:t>registro, inicio de sesión, roles y datos básicos del perfil (FS-HU-01, FS-HU-02).</w:t>
+        <w:t>registro con elección de rol, inicio de sesión (con correo y contraseña o con Google), recuperación de contraseña por correo, roles y perfil del usuario: datos básicos, objetivos y estilo de vida, e información de salud (FS-HU-01, FS-HU-02, FS-HU-15 a FS-HU-19).</w:t>
       </w:r>
     </w:p>
     <w:p>
@@ -4645,6 +4975,94 @@
           </w:p>
         </w:tc>
       </w:tr>
+      <w:tr>
+        <w:tc>
+          <w:tcPr>
+            <w:tcW w:w="1728" w:type="dxa"/>
+            <w:shd w:val="clear" w:color="auto" w:fill="auto"/>
+          </w:tcPr>
+          <w:p>
+            <w:pPr>
+              <w:rPr>
+                <w:rFonts w:ascii="Verdana" w:hAnsi="Verdana"/>
+                <w:i/>
+                <w:sz w:val="18"/>
+                <w:szCs w:val="18"/>
+                <w:lang w:val="es-MX"/>
+              </w:rPr>
+            </w:pPr>
+            <w:r>
+              <w:rPr>
+                <w:b/>
+              </w:rPr>
+              <w:t>OAuth / OpenID Connect</w:t>
+            </w:r>
+          </w:p>
+        </w:tc>
+        <w:tc>
+          <w:tcPr>
+            <w:tcW w:w="7812" w:type="dxa"/>
+            <w:shd w:val="clear" w:color="auto" w:fill="auto"/>
+          </w:tcPr>
+          <w:p>
+            <w:pPr>
+              <w:rPr>
+                <w:rFonts w:ascii="Verdana" w:hAnsi="Verdana"/>
+                <w:sz w:val="18"/>
+                <w:szCs w:val="18"/>
+                <w:lang w:val="es-MX"/>
+              </w:rPr>
+            </w:pPr>
+            <w:r>
+              <w:t>Protocolos estándar de autorización e identidad usados por "Continuar con Google".</w:t>
+            </w:r>
+          </w:p>
+        </w:tc>
+      </w:tr>
+      <w:tr>
+        <w:tc>
+          <w:tcPr>
+            <w:tcW w:w="1728" w:type="dxa"/>
+            <w:shd w:val="clear" w:color="auto" w:fill="auto"/>
+          </w:tcPr>
+          <w:p>
+            <w:pPr>
+              <w:rPr>
+                <w:rFonts w:ascii="Verdana" w:hAnsi="Verdana"/>
+                <w:i/>
+                <w:sz w:val="18"/>
+                <w:szCs w:val="18"/>
+                <w:lang w:val="es-MX"/>
+              </w:rPr>
+            </w:pPr>
+            <w:r>
+              <w:rPr>
+                <w:b/>
+              </w:rPr>
+              <w:t>SMTP</w:t>
+            </w:r>
+          </w:p>
+        </w:tc>
+        <w:tc>
+          <w:tcPr>
+            <w:tcW w:w="7812" w:type="dxa"/>
+            <w:shd w:val="clear" w:color="auto" w:fill="auto"/>
+          </w:tcPr>
+          <w:p>
+            <w:pPr>
+              <w:rPr>
+                <w:rFonts w:ascii="Verdana" w:hAnsi="Verdana"/>
+                <w:sz w:val="18"/>
+                <w:szCs w:val="18"/>
+                <w:lang w:val="es-MX"/>
+              </w:rPr>
+            </w:pPr>
+            <w:r>
+              <w:t>Simple Mail Transfer Protocol: protocolo para enviar correos (enlace de recuperación de contraseña).</w:t>
+            </w:r>
+          </w:p>
+        </w:tc>
+      </w:tr>
     </w:tbl>
     <w:p>
       <w:pPr>
@@ -4868,13 +5286,7 @@
         <w:rPr>
           <w:b/>
         </w:rPr>
-        <w:t xml:space="preserve">Diagramas fuente de las vistas: </w:t>
-      </w:r>
-      <w:r>
-        <w:rPr>
-          <w:i w:val="0"/>
-        </w:rPr>
-        <w:t>Vista_Fisica.png, Vista_Logica_y_Casos_de_Uso.png, Vista_Procesos_Secuencia.png y Vista_Desarrollo.png.</w:t>
+        <w:t>Diagramas fuente de las vistas: tablero de Miro del equipo y carpeta "Diagramas (Miro)/Actualización Sprint 2" (PNG, SVG y, cuando corresponde, código Mermaid de los diez diagramas UML y de datos).</w:t>
       </w:r>
     </w:p>
     <w:p>
@@ -5234,13 +5646,7 @@
         <w:rPr>
           <w:b/>
         </w:rPr>
-        <w:t xml:space="preserve">Seguridad: </w:t>
-      </w:r>
-      <w:r>
-        <w:rPr>
-          <w:i w:val="0"/>
-        </w:rPr>
-        <w:t>contraseñas almacenadas con bcrypt, autenticación con JWT, control de acceso por rol (usuario, profesional, administrador), validación de entradas en el backend, claves de API solo en variables de entorno del servidor y buenas prácticas OWASP. Los datos de salud del perfil (peso, altura, edad) se tratan como datos personales sensibles.</w:t>
+        <w:t>Seguridad: contraseñas almacenadas con bcrypt, autenticación con JWT, control de acceso por rol (usuario, profesional, administrador), validación de entradas en el backend, claves de API y credenciales de correo solo en variables de entorno del servidor y buenas prácticas OWASP. El acceso con Google se valida en el backend y los enlaces de recuperación de contraseña son de un solo uso y con vencimiento (QS6). Los datos de salud del perfil (peso, altura, edad) se tratan como datos personales sensibles.</w:t>
       </w:r>
     </w:p>
     <w:p>
@@ -5692,7 +6098,7 @@
         <w:rPr>
           <w:i w:val="0"/>
         </w:rPr>
-        <w:t>El sistema considera tres actores: el Usuario, que busca profesionales y reserva horas, conversa con el asistente y registra su alimentación; el Profesional, que gestiona su perfil y su disponibilidad y responde las reservas; y el Administrador, que administra la plataforma y gestiona los procesos que requieren intervención manual, como la verificación de perfiles profesionales. El detalle de cada caso de uso, con sus escenarios de aceptación, se encuentra en el Documento de Épicas e Historias de Usuario.</w:t>
+        <w:t>El sistema considera tres actores: el Usuario, que busca profesionales y reserva horas, conversa con el asistente y registra su alimentación; el Profesional, que gestiona su perfil y su disponibilidad y responde las reservas; y el Administrador, que administra la plataforma y gestiona los procesos que requieren intervención manual, como la verificación de perfiles profesionales. El detalle de cada caso de uso, con sus escenarios de aceptación, se encuentra en el Documento de Épicas e Historias de Usuario. El diagrama usa «include» para comportamientos que el caso base siempre ejecuta (por ejemplo, estimar el requerimiento calórico al gestionar el perfil) y «extend» para opciones que lo amplían (recuperar la contraseña o acceder con Google en CU-01).</w:t>
       </w:r>
     </w:p>
     <w:p>
@@ -5702,7 +6108,7 @@
       <w:r>
         <w:drawing>
           <wp:inline xmlns:a="http://schemas.openxmlformats.org/drawingml/2006/main" xmlns:pic="http://schemas.openxmlformats.org/drawingml/2006/picture">
-            <wp:extent cx="2520000" cy="3510000"/>
+            <wp:extent cx="5760000" cy="4931908"/>
             <wp:docPr id="3" name="Picture 3"/>
             <wp:cNvGraphicFramePr>
               <a:graphicFrameLocks noChangeAspect="1"/>
@@ -5723,7 +6129,7 @@
                   <pic:spPr>
                     <a:xfrm>
                       <a:off x="0" y="0"/>
-                      <a:ext cx="2520000" cy="3510000"/>
+                      <a:ext cx="5760000" cy="4931908"/>
                     </a:xfrm>
                     <a:prstGeom prst="rect"/>
                   </pic:spPr>
@@ -5748,7 +6154,7 @@
         <w:rPr>
           <w:i w:val="0"/>
         </w:rPr>
-        <w:t>Ilustración 1: Diagrama de casos de uso de FitSearch</w:t>
+        <w:t>Ilustración 1: Diagrama de casos de uso de FitSearch con «include» y «extend» (actualizado al Sprint 2)</w:t>
       </w:r>
     </w:p>
     <w:p>
@@ -6140,7 +6546,7 @@
                 <w:szCs w:val="16"/>
                 <w:lang w:val="es-ES" w:eastAsia="es-ES"/>
               </w:rPr>
-              <w:t xml:space="preserve">Registrarse, iniciar y cerrar sesión (FS-HU-01)</w:t>
+              <w:t>Registrarse, iniciar y cerrar sesión, y recuperar la contraseña (FS-HU-01, FS-HU-15, FS-HU-16, FS-HU-17)</w:t>
             </w:r>
           </w:p>
         </w:tc>
@@ -6290,7 +6696,7 @@
                 <w:szCs w:val="16"/>
                 <w:lang w:val="es-ES" w:eastAsia="es-ES"/>
               </w:rPr>
-              <w:t xml:space="preserve">Gestionar datos básicos del perfil (FS-HU-02)</w:t>
+              <w:t>Gestionar perfil: datos básicos, objetivos y estilo de vida, e información de salud (FS-HU-02, FS-HU-18, FS-HU-19)</w:t>
             </w:r>
           </w:p>
         </w:tc>
@@ -8218,6 +8624,358 @@
           <w:i w:val="0"/>
         </w:rPr>
         <w:t>Local (módulo de reservas)</w:t>
+      </w:r>
+    </w:p>
+    <w:p/>
+    <w:p>
+      <w:pPr>
+        <w:jc w:val="both"/>
+        <w:rPr>
+          <w:lang w:val="es-ES"/>
+        </w:rPr>
+      </w:pPr>
+      <w:r>
+        <w:rPr>
+          <w:b/>
+          <w:u w:val="single"/>
+        </w:rPr>
+        <w:t>ID: QS6</w:t>
+      </w:r>
+    </w:p>
+    <w:p>
+      <w:pPr>
+        <w:jc w:val="both"/>
+        <w:rPr>
+          <w:lang w:val="es-ES"/>
+        </w:rPr>
+      </w:pPr>
+      <w:r>
+        <w:rPr>
+          <w:b/>
+        </w:rPr>
+        <w:t xml:space="preserve">Nombre: </w:t>
+      </w:r>
+      <w:r>
+        <w:rPr>
+          <w:i w:val="0"/>
+        </w:rPr>
+        <w:t>Seguridad: recuperación de contraseña por correo.</w:t>
+      </w:r>
+    </w:p>
+    <w:p>
+      <w:pPr>
+        <w:jc w:val="both"/>
+        <w:rPr>
+          <w:lang w:val="es-ES"/>
+        </w:rPr>
+      </w:pPr>
+      <w:r>
+        <w:rPr>
+          <w:b/>
+        </w:rPr>
+        <w:t xml:space="preserve">Sinopsis: </w:t>
+      </w:r>
+      <w:r>
+        <w:rPr>
+          <w:i w:val="0"/>
+        </w:rPr>
+        <w:t>El enlace de recuperación solo debe permitir cambiar la contraseña al dueño del correo, una vez y por tiempo limitado.</w:t>
+      </w:r>
+    </w:p>
+    <w:p>
+      <w:pPr>
+        <w:jc w:val="both"/>
+        <w:rPr>
+          <w:lang w:val="es-ES"/>
+        </w:rPr>
+      </w:pPr>
+      <w:r>
+        <w:rPr>
+          <w:b/>
+        </w:rPr>
+        <w:t xml:space="preserve">Entorno: </w:t>
+      </w:r>
+      <w:r>
+        <w:rPr>
+          <w:i w:val="0"/>
+        </w:rPr>
+        <w:t>Sistema en operación normal con el envío de correos configurado.</w:t>
+      </w:r>
+    </w:p>
+    <w:p>
+      <w:pPr>
+        <w:jc w:val="both"/>
+        <w:rPr>
+          <w:lang w:val="es-ES"/>
+        </w:rPr>
+      </w:pPr>
+      <w:r>
+        <w:rPr>
+          <w:b/>
+        </w:rPr>
+        <w:t xml:space="preserve">Cambio en el entorno: </w:t>
+      </w:r>
+      <w:r>
+        <w:rPr>
+          <w:i w:val="0"/>
+        </w:rPr>
+        <w:t>Alguien solicita la recuperación para un correo registrado o no registrado, o usa un enlace vencido, ya usado o alterado.</w:t>
+      </w:r>
+    </w:p>
+    <w:p>
+      <w:pPr>
+        <w:jc w:val="both"/>
+        <w:rPr>
+          <w:lang w:val="es-ES"/>
+        </w:rPr>
+      </w:pPr>
+      <w:r>
+        <w:rPr>
+          <w:b/>
+        </w:rPr>
+        <w:t xml:space="preserve">Comportamiento esperado: </w:t>
+      </w:r>
+      <w:r>
+        <w:rPr>
+          <w:i w:val="0"/>
+        </w:rPr>
+        <w:t>La respuesta a la solicitud es la misma exista o no el correo; el enlace vence a los 60 minutos, queda inutilizado después de usarse y en la base de datos solo se guarda el hash SHA-256 del código.</w:t>
+      </w:r>
+    </w:p>
+    <w:p>
+      <w:pPr>
+        <w:jc w:val="both"/>
+        <w:rPr>
+          <w:lang w:val="es-ES"/>
+        </w:rPr>
+      </w:pPr>
+      <w:r>
+        <w:rPr>
+          <w:b/>
+        </w:rPr>
+        <w:t xml:space="preserve">Medida: </w:t>
+      </w:r>
+      <w:r>
+        <w:rPr>
+          <w:i w:val="0"/>
+        </w:rPr>
+        <w:t>El 100% de los enlaces vencidos, usados o alterados es rechazado en las pruebas y 0 respuestas revelan si un correo está registrado.</w:t>
+      </w:r>
+    </w:p>
+    <w:p>
+      <w:pPr>
+        <w:jc w:val="both"/>
+        <w:rPr>
+          <w:lang w:val="es-ES"/>
+        </w:rPr>
+      </w:pPr>
+      <w:r>
+        <w:rPr>
+          <w:b/>
+        </w:rPr>
+        <w:t xml:space="preserve">Prioridad Arquitectónica: </w:t>
+      </w:r>
+      <w:r>
+        <w:rPr>
+          <w:i w:val="0"/>
+        </w:rPr>
+        <w:t>Alta</w:t>
+      </w:r>
+    </w:p>
+    <w:p>
+      <w:pPr>
+        <w:jc w:val="both"/>
+        <w:rPr>
+          <w:lang w:val="es-ES"/>
+        </w:rPr>
+      </w:pPr>
+      <w:r>
+        <w:rPr>
+          <w:b/>
+        </w:rPr>
+        <w:t xml:space="preserve">Aplicación: </w:t>
+      </w:r>
+      <w:r>
+        <w:rPr>
+          <w:i w:val="0"/>
+        </w:rPr>
+        <w:t>Local (módulo de autenticación)</w:t>
+      </w:r>
+    </w:p>
+    <w:p/>
+    <w:p>
+      <w:pPr>
+        <w:jc w:val="both"/>
+        <w:rPr>
+          <w:lang w:val="es-ES"/>
+        </w:rPr>
+      </w:pPr>
+      <w:r>
+        <w:rPr>
+          <w:b/>
+          <w:u w:val="single"/>
+        </w:rPr>
+        <w:t>ID: QS7</w:t>
+      </w:r>
+    </w:p>
+    <w:p>
+      <w:pPr>
+        <w:jc w:val="both"/>
+        <w:rPr>
+          <w:lang w:val="es-ES"/>
+        </w:rPr>
+      </w:pPr>
+      <w:r>
+        <w:rPr>
+          <w:b/>
+        </w:rPr>
+        <w:t xml:space="preserve">Nombre: </w:t>
+      </w:r>
+      <w:r>
+        <w:rPr>
+          <w:i w:val="0"/>
+        </w:rPr>
+        <w:t>Privacidad: información de salud del usuario.</w:t>
+      </w:r>
+    </w:p>
+    <w:p>
+      <w:pPr>
+        <w:jc w:val="both"/>
+        <w:rPr>
+          <w:lang w:val="es-ES"/>
+        </w:rPr>
+      </w:pPr>
+      <w:r>
+        <w:rPr>
+          <w:b/>
+        </w:rPr>
+        <w:t xml:space="preserve">Sinopsis: </w:t>
+      </w:r>
+      <w:r>
+        <w:rPr>
+          <w:i w:val="0"/>
+        </w:rPr>
+        <w:t>Las condiciones médicas, los medicamentos y las alergias son datos sensibles: solo su dueño puede consultarlos o modificarlos.</w:t>
+      </w:r>
+    </w:p>
+    <w:p>
+      <w:pPr>
+        <w:jc w:val="both"/>
+        <w:rPr>
+          <w:lang w:val="es-ES"/>
+        </w:rPr>
+      </w:pPr>
+      <w:r>
+        <w:rPr>
+          <w:b/>
+        </w:rPr>
+        <w:t xml:space="preserve">Entorno: </w:t>
+      </w:r>
+      <w:r>
+        <w:rPr>
+          <w:i w:val="0"/>
+        </w:rPr>
+        <w:t>Sistema en operación normal.</w:t>
+      </w:r>
+    </w:p>
+    <w:p>
+      <w:pPr>
+        <w:jc w:val="both"/>
+        <w:rPr>
+          <w:lang w:val="es-ES"/>
+        </w:rPr>
+      </w:pPr>
+      <w:r>
+        <w:rPr>
+          <w:b/>
+        </w:rPr>
+        <w:t xml:space="preserve">Cambio en el entorno: </w:t>
+      </w:r>
+      <w:r>
+        <w:rPr>
+          <w:i w:val="0"/>
+        </w:rPr>
+        <w:t>Se consulta o modifica la información de salud sin sesión, con un token inválido o con valores fuera de los catálogos.</w:t>
+      </w:r>
+    </w:p>
+    <w:p>
+      <w:pPr>
+        <w:jc w:val="both"/>
+        <w:rPr>
+          <w:lang w:val="es-ES"/>
+        </w:rPr>
+      </w:pPr>
+      <w:r>
+        <w:rPr>
+          <w:b/>
+        </w:rPr>
+        <w:t xml:space="preserve">Comportamiento esperado: </w:t>
+      </w:r>
+      <w:r>
+        <w:rPr>
+          <w:i w:val="0"/>
+        </w:rPr>
+        <w:t>El sistema responde 401 sin mostrar datos, o 400 sin guardar; cada usuario solo accede a su propia información (el backend usa el identificador del token, nunca uno enviado por el cliente) y no se aceptan textos libres.</w:t>
+      </w:r>
+    </w:p>
+    <w:p>
+      <w:pPr>
+        <w:jc w:val="both"/>
+        <w:rPr>
+          <w:lang w:val="es-ES"/>
+        </w:rPr>
+      </w:pPr>
+      <w:r>
+        <w:rPr>
+          <w:b/>
+        </w:rPr>
+        <w:t xml:space="preserve">Medida: </w:t>
+      </w:r>
+      <w:r>
+        <w:rPr>
+          <w:i w:val="0"/>
+        </w:rPr>
+        <w:t>El 100% de las pruebas de acceso sin sesión y de valores no válidos sobre /api/perfil/salud es rechazado sin modificar los datos.</w:t>
+      </w:r>
+    </w:p>
+    <w:p>
+      <w:pPr>
+        <w:jc w:val="both"/>
+        <w:rPr>
+          <w:lang w:val="es-ES"/>
+        </w:rPr>
+      </w:pPr>
+      <w:r>
+        <w:rPr>
+          <w:b/>
+        </w:rPr>
+        <w:t xml:space="preserve">Prioridad Arquitectónica: </w:t>
+      </w:r>
+      <w:r>
+        <w:rPr>
+          <w:i w:val="0"/>
+        </w:rPr>
+        <w:t>Alta</w:t>
+      </w:r>
+    </w:p>
+    <w:p>
+      <w:pPr>
+        <w:jc w:val="both"/>
+        <w:rPr>
+          <w:lang w:val="es-ES"/>
+        </w:rPr>
+      </w:pPr>
+      <w:r>
+        <w:rPr>
+          <w:b/>
+        </w:rPr>
+        <w:t xml:space="preserve">Aplicación: </w:t>
+      </w:r>
+      <w:r>
+        <w:rPr>
+          <w:i w:val="0"/>
+        </w:rPr>
+        <w:t>Local (módulo de perfil)</w:t>
       </w:r>
     </w:p>
     <w:p/>
@@ -8523,7 +9281,7 @@
               <w:rPr>
                 <w:sz w:val="17"/>
               </w:rPr>
-              <w:t>Google Maps Platform, API de Claude</w:t>
+              <w:t>Google Maps Platform, API de Claude, Google Identity Services, servidor SMTP (Gmail)</w:t>
             </w:r>
           </w:p>
         </w:tc>
@@ -8539,7 +9297,7 @@
               <w:rPr>
                 <w:sz w:val="17"/>
               </w:rPr>
-              <w:t>Geocodificación, lugares y mapas; procesamiento de lenguaje natural con function calling.</w:t>
+              <w:t>Geocodificación, lugares y mapas; procesamiento de lenguaje natural con function calling; acceso con cuenta de Google; envío de correos de recuperación de contraseña.</w:t>
             </w:r>
           </w:p>
         </w:tc>
@@ -8567,7 +9325,7 @@
       <w:r>
         <w:drawing>
           <wp:inline xmlns:a="http://schemas.openxmlformats.org/drawingml/2006/main" xmlns:pic="http://schemas.openxmlformats.org/drawingml/2006/picture">
-            <wp:extent cx="5040000" cy="3112941"/>
+            <wp:extent cx="5040000" cy="5363569"/>
             <wp:docPr id="4" name="Picture 4"/>
             <wp:cNvGraphicFramePr>
               <a:graphicFrameLocks noChangeAspect="1"/>
@@ -8588,7 +9346,7 @@
                   <pic:spPr>
                     <a:xfrm>
                       <a:off x="0" y="0"/>
-                      <a:ext cx="5040000" cy="3112941"/>
+                      <a:ext cx="5040000" cy="5363569"/>
                     </a:xfrm>
                     <a:prstGeom prst="rect"/>
                   </pic:spPr>
@@ -8613,7 +9371,77 @@
         <w:rPr>
           <w:i w:val="0"/>
         </w:rPr>
-        <w:t>Ilustración 2: Diagrama de clases del dominio</w:t>
+        <w:t>Ilustración 2: Diagrama de clases del dominio (actualizado al Sprint 2)</w:t>
+      </w:r>
+    </w:p>
+    <w:p>
+      <w:pPr>
+        <w:jc w:val="both"/>
+        <w:rPr>
+          <w:lang w:val="es-ES"/>
+        </w:rPr>
+      </w:pPr>
+      <w:r>
+        <w:rPr>
+          <w:i w:val="0"/>
+        </w:rPr>
+        <w:t>El ciclo de vida de una reserva (FS-HU-14) se modela con el siguiente diagrama de estados; una reserva pendiente o confirmada se considera activa y bloquea el horario (QS5):</w:t>
+      </w:r>
+    </w:p>
+    <w:p>
+      <w:pPr>
+        <w:jc w:val="center"/>
+      </w:pPr>
+      <w:r>
+        <w:drawing>
+          <wp:inline xmlns:a="http://schemas.openxmlformats.org/drawingml/2006/main" xmlns:pic="http://schemas.openxmlformats.org/drawingml/2006/picture">
+            <wp:extent cx="5760000" cy="1931467"/>
+            <wp:docPr id="951" name="Diagrama 951"/>
+            <wp:cNvGraphicFramePr>
+              <a:graphicFrameLocks noChangeAspect="1"/>
+            </wp:cNvGraphicFramePr>
+            <a:graphic>
+              <a:graphicData uri="http://schemas.openxmlformats.org/drawingml/2006/picture">
+                <pic:pic>
+                  <pic:nvPicPr>
+                    <pic:cNvPr id="952" name="Diagrama 952"/>
+                    <pic:cNvPicPr/>
+                  </pic:nvPicPr>
+                  <pic:blipFill>
+                    <a:blip r:embed="rId20"/>
+                    <a:stretch>
+                      <a:fillRect/>
+                    </a:stretch>
+                  </pic:blipFill>
+                  <pic:spPr>
+                    <a:xfrm>
+                      <a:off x="0" y="0"/>
+                      <a:ext cx="5760000" cy="1931467"/>
+                    </a:xfrm>
+                    <a:prstGeom prst="rect"/>
+                  </pic:spPr>
+                </pic:pic>
+              </a:graphicData>
+            </a:graphic>
+          </wp:inline>
+        </w:drawing>
+      </w:r>
+    </w:p>
+    <w:p>
+      <w:pPr>
+        <w:pStyle w:val="Epgrafe"/>
+        <w:jc w:val="center"/>
+        <w:rPr>
+          <w:i/>
+          <w:iCs/>
+          <w:lang w:val="es-ES"/>
+        </w:rPr>
+      </w:pPr>
+      <w:r>
+        <w:rPr>
+          <w:i w:val="0"/>
+        </w:rPr>
+        <w:t>Ilustración 3: Diagrama de estados de una reserva (FS-HU-14)</w:t>
       </w:r>
     </w:p>
     <w:p>
@@ -8639,7 +9467,7 @@
         <w:rPr>
           <w:i w:val="0"/>
         </w:rPr>
-        <w:t>El modelo de datos es relacional y se implementa en MySQL 8 (motor InnoDB, codificación utf8mb4). Consta de diez tablas; las relaciones entre ellas son las siguientes:</w:t>
+        <w:t>El modelo de datos es relacional y se implementa en MySQL 8 (motor InnoDB, codificación utf8mb4). Consta de doce tablas; las relaciones entre ellas son las siguientes:</w:t>
       </w:r>
     </w:p>
     <w:tbl>
@@ -9399,6 +10227,138 @@
           </w:p>
         </w:tc>
       </w:tr>
+      <w:tr>
+        <w:tc>
+          <w:tcPr>
+            <w:tcW w:type="dxa" w:w="1900"/>
+          </w:tcPr>
+          <w:p>
+            <w:pPr>
+              <w:spacing w:after="0"/>
+            </w:pPr>
+            <w:r>
+              <w:rPr>
+                <w:sz w:val="17"/>
+              </w:rPr>
+              <w:t>usuarios</w:t>
+            </w:r>
+          </w:p>
+        </w:tc>
+        <w:tc>
+          <w:tcPr>
+            <w:tcW w:type="dxa" w:w="1300"/>
+          </w:tcPr>
+          <w:p>
+            <w:pPr>
+              <w:spacing w:after="0"/>
+            </w:pPr>
+            <w:r>
+              <w:rPr>
+                <w:sz w:val="17"/>
+              </w:rPr>
+              <w:t>1 : N</w:t>
+            </w:r>
+          </w:p>
+        </w:tc>
+        <w:tc>
+          <w:tcPr>
+            <w:tcW w:type="dxa" w:w="2000"/>
+          </w:tcPr>
+          <w:p>
+            <w:pPr>
+              <w:spacing w:after="0"/>
+            </w:pPr>
+            <w:r>
+              <w:rPr>
+                <w:sz w:val="17"/>
+              </w:rPr>
+              <w:t>tokens_recuperacion</w:t>
+            </w:r>
+          </w:p>
+        </w:tc>
+        <w:tc>
+          <w:tcPr>
+            <w:tcW w:type="dxa" w:w="3800"/>
+          </w:tcPr>
+          <w:p>
+            <w:pPr>
+              <w:spacing w:after="0"/>
+            </w:pPr>
+            <w:r>
+              <w:rPr>
+                <w:sz w:val="17"/>
+              </w:rPr>
+              <w:t>Códigos de un solo uso para restablecer la contraseña por correo (FS-HU-15).</w:t>
+            </w:r>
+          </w:p>
+        </w:tc>
+      </w:tr>
+      <w:tr>
+        <w:tc>
+          <w:tcPr>
+            <w:tcW w:type="dxa" w:w="1900"/>
+          </w:tcPr>
+          <w:p>
+            <w:pPr>
+              <w:spacing w:after="0"/>
+            </w:pPr>
+            <w:r>
+              <w:rPr>
+                <w:sz w:val="17"/>
+              </w:rPr>
+              <w:t>usuarios</w:t>
+            </w:r>
+          </w:p>
+        </w:tc>
+        <w:tc>
+          <w:tcPr>
+            <w:tcW w:type="dxa" w:w="1300"/>
+          </w:tcPr>
+          <w:p>
+            <w:pPr>
+              <w:spacing w:after="0"/>
+            </w:pPr>
+            <w:r>
+              <w:rPr>
+                <w:sz w:val="17"/>
+              </w:rPr>
+              <w:t>1 : 0..1</w:t>
+            </w:r>
+          </w:p>
+        </w:tc>
+        <w:tc>
+          <w:tcPr>
+            <w:tcW w:type="dxa" w:w="2000"/>
+          </w:tcPr>
+          <w:p>
+            <w:pPr>
+              <w:spacing w:after="0"/>
+            </w:pPr>
+            <w:r>
+              <w:rPr>
+                <w:sz w:val="17"/>
+              </w:rPr>
+              <w:t>informacion_salud</w:t>
+            </w:r>
+          </w:p>
+        </w:tc>
+        <w:tc>
+          <w:tcPr>
+            <w:tcW w:type="dxa" w:w="3800"/>
+          </w:tcPr>
+          <w:p>
+            <w:pPr>
+              <w:spacing w:after="0"/>
+            </w:pPr>
+            <w:r>
+              <w:rPr>
+                <w:sz w:val="17"/>
+              </w:rPr>
+              <w:t>Información de salud declarada por el usuario (FS-HU-19); se crea al completar el paso 3 del asistente.</w:t>
+            </w:r>
+          </w:p>
+        </w:tc>
+      </w:tr>
     </w:tbl>
     <w:p/>
     <w:p>
@@ -10044,7 +11004,7 @@
               <w:rPr>
                 <w:sz w:val="17"/>
               </w:rPr>
-              <w:t>NOT NULL</w:t>
+              <w:t>NULL</w:t>
             </w:r>
           </w:p>
         </w:tc>
@@ -10060,7 +11020,74 @@
               <w:rPr>
                 <w:sz w:val="17"/>
               </w:rPr>
-              <w:t>Hash bcrypt de la contraseña generado con bcryptjs; la contraseña (8 a 72 caracteres) nunca se guarda en texto plano.</w:t>
+              <w:t>Hash bcrypt de la contraseña generado con bcryptjs; la contraseña (8 a 72 caracteres) nunca se guarda en texto plano. Es nulo si la cuenta se creó con Google y aún no se ha definido una contraseña.</w:t>
+            </w:r>
+          </w:p>
+        </w:tc>
+      </w:tr>
+      <w:tr>
+        <w:tc>
+          <w:tcPr>
+            <w:tcW w:type="dxa" w:w="1900"/>
+          </w:tcPr>
+          <w:p>
+            <w:pPr>
+              <w:spacing w:after="0"/>
+            </w:pPr>
+            <w:r>
+              <w:rPr>
+                <w:b/>
+                <w:sz w:val="17"/>
+              </w:rPr>
+              <w:t>google_id</w:t>
+            </w:r>
+          </w:p>
+        </w:tc>
+        <w:tc>
+          <w:tcPr>
+            <w:tcW w:type="dxa" w:w="1600"/>
+          </w:tcPr>
+          <w:p>
+            <w:pPr>
+              <w:spacing w:after="0"/>
+            </w:pPr>
+            <w:r>
+              <w:rPr>
+                <w:sz w:val="17"/>
+              </w:rPr>
+              <w:t>VARCHAR(255)</w:t>
+            </w:r>
+          </w:p>
+        </w:tc>
+        <w:tc>
+          <w:tcPr>
+            <w:tcW w:type="dxa" w:w="2500"/>
+          </w:tcPr>
+          <w:p>
+            <w:pPr>
+              <w:spacing w:after="0"/>
+            </w:pPr>
+            <w:r>
+              <w:rPr>
+                <w:sz w:val="17"/>
+              </w:rPr>
+              <w:t>NULL, UNIQUE</w:t>
+            </w:r>
+          </w:p>
+        </w:tc>
+        <w:tc>
+          <w:tcPr>
+            <w:tcW w:type="dxa" w:w="3000"/>
+          </w:tcPr>
+          <w:p>
+            <w:pPr>
+              <w:spacing w:after="0"/>
+            </w:pPr>
+            <w:r>
+              <w:rPr>
+                <w:sz w:val="17"/>
+              </w:rPr>
+              <w:t>Identificador de la cuenta de Google vinculada (campo "sub" del token de Google). Nulo si el usuario no usa Google.</w:t>
             </w:r>
           </w:p>
         </w:tc>
@@ -10787,6 +11814,207 @@
           </w:p>
         </w:tc>
       </w:tr>
+      <w:tr>
+        <w:tc>
+          <w:tcPr>
+            <w:tcW w:type="dxa" w:w="1900"/>
+          </w:tcPr>
+          <w:p>
+            <w:pPr>
+              <w:spacing w:after="0"/>
+            </w:pPr>
+            <w:r>
+              <w:rPr>
+                <w:b/>
+                <w:sz w:val="17"/>
+              </w:rPr>
+              <w:t>objetivo_principal</w:t>
+            </w:r>
+          </w:p>
+        </w:tc>
+        <w:tc>
+          <w:tcPr>
+            <w:tcW w:type="dxa" w:w="1600"/>
+          </w:tcPr>
+          <w:p>
+            <w:pPr>
+              <w:spacing w:after="0"/>
+            </w:pPr>
+            <w:r>
+              <w:rPr>
+                <w:sz w:val="17"/>
+              </w:rPr>
+              <w:t>VARCHAR(30)</w:t>
+            </w:r>
+          </w:p>
+        </w:tc>
+        <w:tc>
+          <w:tcPr>
+            <w:tcW w:type="dxa" w:w="2500"/>
+          </w:tcPr>
+          <w:p>
+            <w:pPr>
+              <w:spacing w:after="0"/>
+            </w:pPr>
+            <w:r>
+              <w:rPr>
+                <w:sz w:val="17"/>
+              </w:rPr>
+              <w:t>NULL</w:t>
+            </w:r>
+          </w:p>
+        </w:tc>
+        <w:tc>
+          <w:tcPr>
+            <w:tcW w:type="dxa" w:w="3000"/>
+          </w:tcPr>
+          <w:p>
+            <w:pPr>
+              <w:spacing w:after="0"/>
+            </w:pPr>
+            <w:r>
+              <w:rPr>
+                <w:sz w:val="17"/>
+              </w:rPr>
+              <w:t>Objetivo principal (FS-HU-18): bajar_peso, mantener_peso, aumentar_masa, mejorar_rendimiento u otro.</w:t>
+            </w:r>
+          </w:p>
+        </w:tc>
+      </w:tr>
+      <w:tr>
+        <w:tc>
+          <w:tcPr>
+            <w:tcW w:type="dxa" w:w="1900"/>
+          </w:tcPr>
+          <w:p>
+            <w:pPr>
+              <w:spacing w:after="0"/>
+            </w:pPr>
+            <w:r>
+              <w:rPr>
+                <w:b/>
+                <w:sz w:val="17"/>
+              </w:rPr>
+              <w:t>comidas_dia</w:t>
+            </w:r>
+          </w:p>
+        </w:tc>
+        <w:tc>
+          <w:tcPr>
+            <w:tcW w:type="dxa" w:w="1600"/>
+          </w:tcPr>
+          <w:p>
+            <w:pPr>
+              <w:spacing w:after="0"/>
+            </w:pPr>
+            <w:r>
+              <w:rPr>
+                <w:sz w:val="17"/>
+              </w:rPr>
+              <w:t>TINYINT</w:t>
+            </w:r>
+          </w:p>
+        </w:tc>
+        <w:tc>
+          <w:tcPr>
+            <w:tcW w:type="dxa" w:w="2500"/>
+          </w:tcPr>
+          <w:p>
+            <w:pPr>
+              <w:spacing w:after="0"/>
+            </w:pPr>
+            <w:r>
+              <w:rPr>
+                <w:sz w:val="17"/>
+              </w:rPr>
+              <w:t>NULL</w:t>
+            </w:r>
+          </w:p>
+        </w:tc>
+        <w:tc>
+          <w:tcPr>
+            <w:tcW w:type="dxa" w:w="3000"/>
+          </w:tcPr>
+          <w:p>
+            <w:pPr>
+              <w:spacing w:after="0"/>
+            </w:pPr>
+            <w:r>
+              <w:rPr>
+                <w:sz w:val="17"/>
+              </w:rPr>
+              <w:t>Comidas que realiza al día: 1 a 6 (6 significa 6 o más).</w:t>
+            </w:r>
+          </w:p>
+        </w:tc>
+      </w:tr>
+      <w:tr>
+        <w:tc>
+          <w:tcPr>
+            <w:tcW w:type="dxa" w:w="1900"/>
+          </w:tcPr>
+          <w:p>
+            <w:pPr>
+              <w:spacing w:after="0"/>
+            </w:pPr>
+            <w:r>
+              <w:rPr>
+                <w:b/>
+                <w:sz w:val="17"/>
+              </w:rPr>
+              <w:t>horas_sueno</w:t>
+            </w:r>
+          </w:p>
+        </w:tc>
+        <w:tc>
+          <w:tcPr>
+            <w:tcW w:type="dxa" w:w="1600"/>
+          </w:tcPr>
+          <w:p>
+            <w:pPr>
+              <w:spacing w:after="0"/>
+            </w:pPr>
+            <w:r>
+              <w:rPr>
+                <w:sz w:val="17"/>
+              </w:rPr>
+              <w:t>VARCHAR(20)</w:t>
+            </w:r>
+          </w:p>
+        </w:tc>
+        <w:tc>
+          <w:tcPr>
+            <w:tcW w:type="dxa" w:w="2500"/>
+          </w:tcPr>
+          <w:p>
+            <w:pPr>
+              <w:spacing w:after="0"/>
+            </w:pPr>
+            <w:r>
+              <w:rPr>
+                <w:sz w:val="17"/>
+              </w:rPr>
+              <w:t>NULL</w:t>
+            </w:r>
+          </w:p>
+        </w:tc>
+        <w:tc>
+          <w:tcPr>
+            <w:tcW w:type="dxa" w:w="3000"/>
+          </w:tcPr>
+          <w:p>
+            <w:pPr>
+              <w:spacing w:after="0"/>
+            </w:pPr>
+            <w:r>
+              <w:rPr>
+                <w:sz w:val="17"/>
+              </w:rPr>
+              <w:t>Horas de sueño promedio: menos_5, 5_6, 7_8 o mas_8.</w:t>
+            </w:r>
+          </w:p>
+        </w:tc>
+      </w:tr>
     </w:tbl>
     <w:p/>
     <w:p>
@@ -14380,6 +15608,1115 @@
         <w:rPr>
           <w:b/>
         </w:rPr>
+        <w:t xml:space="preserve">Tabla tokens_recuperacion: </w:t>
+      </w:r>
+      <w:r>
+        <w:rPr>
+          <w:i w:val="0"/>
+        </w:rPr>
+        <w:t>Códigos de un solo uso para restablecer la contraseña (FS-HU-15). Solo se guarda el hash SHA-256 del código; el código original viaja únicamente en el enlace enviado al correo (QS6).</w:t>
+      </w:r>
+    </w:p>
+    <w:tbl>
+      <w:tblPr>
+        <w:tblW w:type="dxa" w:w="9000"/>
+        <w:tblBorders>
+          <w:top w:val="single" w:sz="4" w:space="0" w:color="000000"/>
+          <w:left w:val="single" w:sz="4" w:space="0" w:color="000000"/>
+          <w:bottom w:val="single" w:sz="4" w:space="0" w:color="000000"/>
+          <w:right w:val="single" w:sz="4" w:space="0" w:color="000000"/>
+          <w:insideH w:val="single" w:sz="4" w:space="0" w:color="000000"/>
+          <w:insideV w:val="single" w:sz="4" w:space="0" w:color="000000"/>
+        </w:tblBorders>
+        <w:tblLayout w:type="fixed"/>
+        <w:tblLook w:firstColumn="1" w:firstRow="1" w:lastColumn="0" w:lastRow="0" w:noHBand="0" w:noVBand="1" w:val="04A0"/>
+      </w:tblPr>
+      <w:tblGrid>
+        <w:gridCol w:w="1900"/>
+        <w:gridCol w:w="1600"/>
+        <w:gridCol w:w="2500"/>
+        <w:gridCol w:w="3000"/>
+      </w:tblGrid>
+      <w:tr>
+        <w:trPr>
+          <w:tblHeader/>
+        </w:trPr>
+        <w:tc>
+          <w:tcPr>
+            <w:tcW w:type="dxa" w:w="1900"/>
+            <w:shd w:val="clear" w:color="auto" w:fill="c6d9f1"/>
+          </w:tcPr>
+          <w:p>
+            <w:pPr>
+              <w:spacing w:after="0"/>
+            </w:pPr>
+            <w:r>
+              <w:rPr>
+                <w:b/>
+                <w:sz w:val="17"/>
+              </w:rPr>
+              <w:t>Columna</w:t>
+            </w:r>
+          </w:p>
+        </w:tc>
+        <w:tc>
+          <w:tcPr>
+            <w:tcW w:type="dxa" w:w="1600"/>
+            <w:shd w:val="clear" w:color="auto" w:fill="c6d9f1"/>
+          </w:tcPr>
+          <w:p>
+            <w:pPr>
+              <w:spacing w:after="0"/>
+            </w:pPr>
+            <w:r>
+              <w:rPr>
+                <w:b/>
+                <w:sz w:val="17"/>
+              </w:rPr>
+              <w:t>Tipo</w:t>
+            </w:r>
+          </w:p>
+        </w:tc>
+        <w:tc>
+          <w:tcPr>
+            <w:tcW w:type="dxa" w:w="2500"/>
+            <w:shd w:val="clear" w:color="auto" w:fill="c6d9f1"/>
+          </w:tcPr>
+          <w:p>
+            <w:pPr>
+              <w:spacing w:after="0"/>
+            </w:pPr>
+            <w:r>
+              <w:rPr>
+                <w:b/>
+                <w:sz w:val="17"/>
+              </w:rPr>
+              <w:t>Restricciones</w:t>
+            </w:r>
+          </w:p>
+        </w:tc>
+        <w:tc>
+          <w:tcPr>
+            <w:tcW w:type="dxa" w:w="3000"/>
+            <w:shd w:val="clear" w:color="auto" w:fill="c6d9f1"/>
+          </w:tcPr>
+          <w:p>
+            <w:pPr>
+              <w:spacing w:after="0"/>
+            </w:pPr>
+            <w:r>
+              <w:rPr>
+                <w:b/>
+                <w:sz w:val="17"/>
+              </w:rPr>
+              <w:t>Descripción</w:t>
+            </w:r>
+          </w:p>
+        </w:tc>
+      </w:tr>
+      <w:tr>
+        <w:tc>
+          <w:tcPr>
+            <w:tcW w:type="dxa" w:w="1900"/>
+          </w:tcPr>
+          <w:p>
+            <w:pPr>
+              <w:spacing w:after="0"/>
+            </w:pPr>
+            <w:r>
+              <w:rPr>
+                <w:b/>
+                <w:sz w:val="17"/>
+              </w:rPr>
+              <w:t>id</w:t>
+            </w:r>
+          </w:p>
+        </w:tc>
+        <w:tc>
+          <w:tcPr>
+            <w:tcW w:type="dxa" w:w="1600"/>
+          </w:tcPr>
+          <w:p>
+            <w:pPr>
+              <w:spacing w:after="0"/>
+            </w:pPr>
+            <w:r>
+              <w:rPr>
+                <w:sz w:val="17"/>
+              </w:rPr>
+              <w:t>INT</w:t>
+            </w:r>
+          </w:p>
+        </w:tc>
+        <w:tc>
+          <w:tcPr>
+            <w:tcW w:type="dxa" w:w="2500"/>
+          </w:tcPr>
+          <w:p>
+            <w:pPr>
+              <w:spacing w:after="0"/>
+            </w:pPr>
+            <w:r>
+              <w:rPr>
+                <w:sz w:val="17"/>
+              </w:rPr>
+              <w:t>PK, AUTO_INCREMENT</w:t>
+            </w:r>
+          </w:p>
+        </w:tc>
+        <w:tc>
+          <w:tcPr>
+            <w:tcW w:type="dxa" w:w="3000"/>
+          </w:tcPr>
+          <w:p>
+            <w:pPr>
+              <w:spacing w:after="0"/>
+            </w:pPr>
+            <w:r>
+              <w:rPr>
+                <w:sz w:val="17"/>
+              </w:rPr>
+              <w:t>Identificador del código.</w:t>
+            </w:r>
+          </w:p>
+        </w:tc>
+      </w:tr>
+      <w:tr>
+        <w:tc>
+          <w:tcPr>
+            <w:tcW w:type="dxa" w:w="1900"/>
+          </w:tcPr>
+          <w:p>
+            <w:pPr>
+              <w:spacing w:after="0"/>
+            </w:pPr>
+            <w:r>
+              <w:rPr>
+                <w:b/>
+                <w:sz w:val="17"/>
+              </w:rPr>
+              <w:t>usuario_id</w:t>
+            </w:r>
+          </w:p>
+        </w:tc>
+        <w:tc>
+          <w:tcPr>
+            <w:tcW w:type="dxa" w:w="1600"/>
+          </w:tcPr>
+          <w:p>
+            <w:pPr>
+              <w:spacing w:after="0"/>
+            </w:pPr>
+            <w:r>
+              <w:rPr>
+                <w:sz w:val="17"/>
+              </w:rPr>
+              <w:t>INT</w:t>
+            </w:r>
+          </w:p>
+        </w:tc>
+        <w:tc>
+          <w:tcPr>
+            <w:tcW w:type="dxa" w:w="2500"/>
+          </w:tcPr>
+          <w:p>
+            <w:pPr>
+              <w:spacing w:after="0"/>
+            </w:pPr>
+            <w:r>
+              <w:rPr>
+                <w:sz w:val="17"/>
+              </w:rPr>
+              <w:t>FK → usuarios.id, NOT NULL</w:t>
+            </w:r>
+          </w:p>
+        </w:tc>
+        <w:tc>
+          <w:tcPr>
+            <w:tcW w:type="dxa" w:w="3000"/>
+          </w:tcPr>
+          <w:p>
+            <w:pPr>
+              <w:spacing w:after="0"/>
+            </w:pPr>
+            <w:r>
+              <w:rPr>
+                <w:sz w:val="17"/>
+              </w:rPr>
+              <w:t>Usuario que solicitó la recuperación.</w:t>
+            </w:r>
+          </w:p>
+        </w:tc>
+      </w:tr>
+      <w:tr>
+        <w:tc>
+          <w:tcPr>
+            <w:tcW w:type="dxa" w:w="1900"/>
+          </w:tcPr>
+          <w:p>
+            <w:pPr>
+              <w:spacing w:after="0"/>
+            </w:pPr>
+            <w:r>
+              <w:rPr>
+                <w:b/>
+                <w:sz w:val="17"/>
+              </w:rPr>
+              <w:t>token_hash</w:t>
+            </w:r>
+          </w:p>
+        </w:tc>
+        <w:tc>
+          <w:tcPr>
+            <w:tcW w:type="dxa" w:w="1600"/>
+          </w:tcPr>
+          <w:p>
+            <w:pPr>
+              <w:spacing w:after="0"/>
+            </w:pPr>
+            <w:r>
+              <w:rPr>
+                <w:sz w:val="17"/>
+              </w:rPr>
+              <w:t>CHAR(64)</w:t>
+            </w:r>
+          </w:p>
+        </w:tc>
+        <w:tc>
+          <w:tcPr>
+            <w:tcW w:type="dxa" w:w="2500"/>
+          </w:tcPr>
+          <w:p>
+            <w:pPr>
+              <w:spacing w:after="0"/>
+            </w:pPr>
+            <w:r>
+              <w:rPr>
+                <w:sz w:val="17"/>
+              </w:rPr>
+              <w:t>NOT NULL, UNIQUE</w:t>
+            </w:r>
+          </w:p>
+        </w:tc>
+        <w:tc>
+          <w:tcPr>
+            <w:tcW w:type="dxa" w:w="3000"/>
+          </w:tcPr>
+          <w:p>
+            <w:pPr>
+              <w:spacing w:after="0"/>
+            </w:pPr>
+            <w:r>
+              <w:rPr>
+                <w:sz w:val="17"/>
+              </w:rPr>
+              <w:t>Hash SHA-256 del código aleatorio de 32 bytes enviado en el enlace.</w:t>
+            </w:r>
+          </w:p>
+        </w:tc>
+      </w:tr>
+      <w:tr>
+        <w:tc>
+          <w:tcPr>
+            <w:tcW w:type="dxa" w:w="1900"/>
+          </w:tcPr>
+          <w:p>
+            <w:pPr>
+              <w:spacing w:after="0"/>
+            </w:pPr>
+            <w:r>
+              <w:rPr>
+                <w:b/>
+                <w:sz w:val="17"/>
+              </w:rPr>
+              <w:t>fecha_expiracion</w:t>
+            </w:r>
+          </w:p>
+        </w:tc>
+        <w:tc>
+          <w:tcPr>
+            <w:tcW w:type="dxa" w:w="1600"/>
+          </w:tcPr>
+          <w:p>
+            <w:pPr>
+              <w:spacing w:after="0"/>
+            </w:pPr>
+            <w:r>
+              <w:rPr>
+                <w:sz w:val="17"/>
+              </w:rPr>
+              <w:t>DATETIME</w:t>
+            </w:r>
+          </w:p>
+        </w:tc>
+        <w:tc>
+          <w:tcPr>
+            <w:tcW w:type="dxa" w:w="2500"/>
+          </w:tcPr>
+          <w:p>
+            <w:pPr>
+              <w:spacing w:after="0"/>
+            </w:pPr>
+            <w:r>
+              <w:rPr>
+                <w:sz w:val="17"/>
+              </w:rPr>
+              <w:t>NOT NULL</w:t>
+            </w:r>
+          </w:p>
+        </w:tc>
+        <w:tc>
+          <w:tcPr>
+            <w:tcW w:type="dxa" w:w="3000"/>
+          </w:tcPr>
+          <w:p>
+            <w:pPr>
+              <w:spacing w:after="0"/>
+            </w:pPr>
+            <w:r>
+              <w:rPr>
+                <w:sz w:val="17"/>
+              </w:rPr>
+              <w:t>Vencimiento del código: 60 minutos después de la solicitud.</w:t>
+            </w:r>
+          </w:p>
+        </w:tc>
+      </w:tr>
+      <w:tr>
+        <w:tc>
+          <w:tcPr>
+            <w:tcW w:type="dxa" w:w="1900"/>
+          </w:tcPr>
+          <w:p>
+            <w:pPr>
+              <w:spacing w:after="0"/>
+            </w:pPr>
+            <w:r>
+              <w:rPr>
+                <w:b/>
+                <w:sz w:val="17"/>
+              </w:rPr>
+              <w:t>fecha_uso</w:t>
+            </w:r>
+          </w:p>
+        </w:tc>
+        <w:tc>
+          <w:tcPr>
+            <w:tcW w:type="dxa" w:w="1600"/>
+          </w:tcPr>
+          <w:p>
+            <w:pPr>
+              <w:spacing w:after="0"/>
+            </w:pPr>
+            <w:r>
+              <w:rPr>
+                <w:sz w:val="17"/>
+              </w:rPr>
+              <w:t>DATETIME</w:t>
+            </w:r>
+          </w:p>
+        </w:tc>
+        <w:tc>
+          <w:tcPr>
+            <w:tcW w:type="dxa" w:w="2500"/>
+          </w:tcPr>
+          <w:p>
+            <w:pPr>
+              <w:spacing w:after="0"/>
+            </w:pPr>
+            <w:r>
+              <w:rPr>
+                <w:sz w:val="17"/>
+              </w:rPr>
+              <w:t>NULL</w:t>
+            </w:r>
+          </w:p>
+        </w:tc>
+        <w:tc>
+          <w:tcPr>
+            <w:tcW w:type="dxa" w:w="3000"/>
+          </w:tcPr>
+          <w:p>
+            <w:pPr>
+              <w:spacing w:after="0"/>
+            </w:pPr>
+            <w:r>
+              <w:rPr>
+                <w:sz w:val="17"/>
+              </w:rPr>
+              <w:t>Fecha y hora en que se usó el código; si no es nulo, el código ya no sirve.</w:t>
+            </w:r>
+          </w:p>
+        </w:tc>
+      </w:tr>
+      <w:tr>
+        <w:tc>
+          <w:tcPr>
+            <w:tcW w:type="dxa" w:w="1900"/>
+          </w:tcPr>
+          <w:p>
+            <w:pPr>
+              <w:spacing w:after="0"/>
+            </w:pPr>
+            <w:r>
+              <w:rPr>
+                <w:b/>
+                <w:sz w:val="17"/>
+              </w:rPr>
+              <w:t>fecha_creacion</w:t>
+            </w:r>
+          </w:p>
+        </w:tc>
+        <w:tc>
+          <w:tcPr>
+            <w:tcW w:type="dxa" w:w="1600"/>
+          </w:tcPr>
+          <w:p>
+            <w:pPr>
+              <w:spacing w:after="0"/>
+            </w:pPr>
+            <w:r>
+              <w:rPr>
+                <w:sz w:val="17"/>
+              </w:rPr>
+              <w:t>DATETIME</w:t>
+            </w:r>
+          </w:p>
+        </w:tc>
+        <w:tc>
+          <w:tcPr>
+            <w:tcW w:type="dxa" w:w="2500"/>
+          </w:tcPr>
+          <w:p>
+            <w:pPr>
+              <w:spacing w:after="0"/>
+            </w:pPr>
+            <w:r>
+              <w:rPr>
+                <w:sz w:val="17"/>
+              </w:rPr>
+              <w:t>NOT NULL, DEFAULT NOW()</w:t>
+            </w:r>
+          </w:p>
+        </w:tc>
+        <w:tc>
+          <w:tcPr>
+            <w:tcW w:type="dxa" w:w="3000"/>
+          </w:tcPr>
+          <w:p>
+            <w:pPr>
+              <w:spacing w:after="0"/>
+            </w:pPr>
+            <w:r>
+              <w:rPr>
+                <w:sz w:val="17"/>
+              </w:rPr>
+              <w:t>Fecha y hora de la solicitud.</w:t>
+            </w:r>
+          </w:p>
+        </w:tc>
+      </w:tr>
+    </w:tbl>
+    <w:p/>
+    <w:p>
+      <w:pPr>
+        <w:jc w:val="both"/>
+        <w:rPr>
+          <w:lang w:val="es-ES"/>
+        </w:rPr>
+      </w:pPr>
+      <w:r>
+        <w:rPr>
+          <w:b/>
+        </w:rPr>
+        <w:t xml:space="preserve">Tabla informacion_salud: </w:t>
+      </w:r>
+      <w:r>
+        <w:rPr>
+          <w:i w:val="0"/>
+        </w:rPr>
+        <w:t>Información de salud declarada por el usuario (FS-HU-19). Es un dato sensible: se guarda separada del perfil, solo con valores de los catálogos de shared/reglas.json (sin texto libre) y solo la consulta su dueño (QS7).</w:t>
+      </w:r>
+    </w:p>
+    <w:tbl>
+      <w:tblPr>
+        <w:tblW w:type="dxa" w:w="9000"/>
+        <w:tblBorders>
+          <w:top w:val="single" w:sz="4" w:space="0" w:color="000000"/>
+          <w:left w:val="single" w:sz="4" w:space="0" w:color="000000"/>
+          <w:bottom w:val="single" w:sz="4" w:space="0" w:color="000000"/>
+          <w:right w:val="single" w:sz="4" w:space="0" w:color="000000"/>
+          <w:insideH w:val="single" w:sz="4" w:space="0" w:color="000000"/>
+          <w:insideV w:val="single" w:sz="4" w:space="0" w:color="000000"/>
+        </w:tblBorders>
+        <w:tblLayout w:type="fixed"/>
+        <w:tblLook w:firstColumn="1" w:firstRow="1" w:lastColumn="0" w:lastRow="0" w:noHBand="0" w:noVBand="1" w:val="04A0"/>
+      </w:tblPr>
+      <w:tblGrid>
+        <w:gridCol w:w="1900"/>
+        <w:gridCol w:w="1600"/>
+        <w:gridCol w:w="2500"/>
+        <w:gridCol w:w="3000"/>
+      </w:tblGrid>
+      <w:tr>
+        <w:trPr>
+          <w:tblHeader/>
+        </w:trPr>
+        <w:tc>
+          <w:tcPr>
+            <w:tcW w:type="dxa" w:w="1900"/>
+            <w:shd w:val="clear" w:color="auto" w:fill="c6d9f1"/>
+          </w:tcPr>
+          <w:p>
+            <w:pPr>
+              <w:spacing w:after="0"/>
+            </w:pPr>
+            <w:r>
+              <w:rPr>
+                <w:b/>
+                <w:sz w:val="17"/>
+              </w:rPr>
+              <w:t>Columna</w:t>
+            </w:r>
+          </w:p>
+        </w:tc>
+        <w:tc>
+          <w:tcPr>
+            <w:tcW w:type="dxa" w:w="1600"/>
+            <w:shd w:val="clear" w:color="auto" w:fill="c6d9f1"/>
+          </w:tcPr>
+          <w:p>
+            <w:pPr>
+              <w:spacing w:after="0"/>
+            </w:pPr>
+            <w:r>
+              <w:rPr>
+                <w:b/>
+                <w:sz w:val="17"/>
+              </w:rPr>
+              <w:t>Tipo</w:t>
+            </w:r>
+          </w:p>
+        </w:tc>
+        <w:tc>
+          <w:tcPr>
+            <w:tcW w:type="dxa" w:w="2500"/>
+            <w:shd w:val="clear" w:color="auto" w:fill="c6d9f1"/>
+          </w:tcPr>
+          <w:p>
+            <w:pPr>
+              <w:spacing w:after="0"/>
+            </w:pPr>
+            <w:r>
+              <w:rPr>
+                <w:b/>
+                <w:sz w:val="17"/>
+              </w:rPr>
+              <w:t>Restricciones</w:t>
+            </w:r>
+          </w:p>
+        </w:tc>
+        <w:tc>
+          <w:tcPr>
+            <w:tcW w:type="dxa" w:w="3000"/>
+            <w:shd w:val="clear" w:color="auto" w:fill="c6d9f1"/>
+          </w:tcPr>
+          <w:p>
+            <w:pPr>
+              <w:spacing w:after="0"/>
+            </w:pPr>
+            <w:r>
+              <w:rPr>
+                <w:b/>
+                <w:sz w:val="17"/>
+              </w:rPr>
+              <w:t>Descripción</w:t>
+            </w:r>
+          </w:p>
+        </w:tc>
+      </w:tr>
+      <w:tr>
+        <w:tc>
+          <w:tcPr>
+            <w:tcW w:type="dxa" w:w="1900"/>
+          </w:tcPr>
+          <w:p>
+            <w:pPr>
+              <w:spacing w:after="0"/>
+            </w:pPr>
+            <w:r>
+              <w:rPr>
+                <w:b/>
+                <w:sz w:val="17"/>
+              </w:rPr>
+              <w:t>id</w:t>
+            </w:r>
+          </w:p>
+        </w:tc>
+        <w:tc>
+          <w:tcPr>
+            <w:tcW w:type="dxa" w:w="1600"/>
+          </w:tcPr>
+          <w:p>
+            <w:pPr>
+              <w:spacing w:after="0"/>
+            </w:pPr>
+            <w:r>
+              <w:rPr>
+                <w:sz w:val="17"/>
+              </w:rPr>
+              <w:t>INT</w:t>
+            </w:r>
+          </w:p>
+        </w:tc>
+        <w:tc>
+          <w:tcPr>
+            <w:tcW w:type="dxa" w:w="2500"/>
+          </w:tcPr>
+          <w:p>
+            <w:pPr>
+              <w:spacing w:after="0"/>
+            </w:pPr>
+            <w:r>
+              <w:rPr>
+                <w:sz w:val="17"/>
+              </w:rPr>
+              <w:t>PK, AUTO_INCREMENT</w:t>
+            </w:r>
+          </w:p>
+        </w:tc>
+        <w:tc>
+          <w:tcPr>
+            <w:tcW w:type="dxa" w:w="3000"/>
+          </w:tcPr>
+          <w:p>
+            <w:pPr>
+              <w:spacing w:after="0"/>
+            </w:pPr>
+            <w:r>
+              <w:rPr>
+                <w:sz w:val="17"/>
+              </w:rPr>
+              <w:t>Identificador del registro.</w:t>
+            </w:r>
+          </w:p>
+        </w:tc>
+      </w:tr>
+      <w:tr>
+        <w:tc>
+          <w:tcPr>
+            <w:tcW w:type="dxa" w:w="1900"/>
+          </w:tcPr>
+          <w:p>
+            <w:pPr>
+              <w:spacing w:after="0"/>
+            </w:pPr>
+            <w:r>
+              <w:rPr>
+                <w:b/>
+                <w:sz w:val="17"/>
+              </w:rPr>
+              <w:t>usuario_id</w:t>
+            </w:r>
+          </w:p>
+        </w:tc>
+        <w:tc>
+          <w:tcPr>
+            <w:tcW w:type="dxa" w:w="1600"/>
+          </w:tcPr>
+          <w:p>
+            <w:pPr>
+              <w:spacing w:after="0"/>
+            </w:pPr>
+            <w:r>
+              <w:rPr>
+                <w:sz w:val="17"/>
+              </w:rPr>
+              <w:t>INT</w:t>
+            </w:r>
+          </w:p>
+        </w:tc>
+        <w:tc>
+          <w:tcPr>
+            <w:tcW w:type="dxa" w:w="2500"/>
+          </w:tcPr>
+          <w:p>
+            <w:pPr>
+              <w:spacing w:after="0"/>
+            </w:pPr>
+            <w:r>
+              <w:rPr>
+                <w:sz w:val="17"/>
+              </w:rPr>
+              <w:t>FK → usuarios.id, UNIQUE, NOT NULL</w:t>
+            </w:r>
+          </w:p>
+        </w:tc>
+        <w:tc>
+          <w:tcPr>
+            <w:tcW w:type="dxa" w:w="3000"/>
+          </w:tcPr>
+          <w:p>
+            <w:pPr>
+              <w:spacing w:after="0"/>
+            </w:pPr>
+            <w:r>
+              <w:rPr>
+                <w:sz w:val="17"/>
+              </w:rPr>
+              <w:t>Usuario dueño de la información (relación 1 : 0..1).</w:t>
+            </w:r>
+          </w:p>
+        </w:tc>
+      </w:tr>
+      <w:tr>
+        <w:tc>
+          <w:tcPr>
+            <w:tcW w:type="dxa" w:w="1900"/>
+          </w:tcPr>
+          <w:p>
+            <w:pPr>
+              <w:spacing w:after="0"/>
+            </w:pPr>
+            <w:r>
+              <w:rPr>
+                <w:b/>
+                <w:sz w:val="17"/>
+              </w:rPr>
+              <w:t>condiciones_medicas</w:t>
+            </w:r>
+          </w:p>
+        </w:tc>
+        <w:tc>
+          <w:tcPr>
+            <w:tcW w:type="dxa" w:w="1600"/>
+          </w:tcPr>
+          <w:p>
+            <w:pPr>
+              <w:spacing w:after="0"/>
+            </w:pPr>
+            <w:r>
+              <w:rPr>
+                <w:sz w:val="17"/>
+              </w:rPr>
+              <w:t>JSON</w:t>
+            </w:r>
+          </w:p>
+        </w:tc>
+        <w:tc>
+          <w:tcPr>
+            <w:tcW w:type="dxa" w:w="2500"/>
+          </w:tcPr>
+          <w:p>
+            <w:pPr>
+              <w:spacing w:after="0"/>
+            </w:pPr>
+            <w:r>
+              <w:rPr>
+                <w:sz w:val="17"/>
+              </w:rPr>
+              <w:t>NOT NULL</w:t>
+            </w:r>
+          </w:p>
+        </w:tc>
+        <w:tc>
+          <w:tcPr>
+            <w:tcW w:type="dxa" w:w="3000"/>
+          </w:tcPr>
+          <w:p>
+            <w:pPr>
+              <w:spacing w:after="0"/>
+            </w:pPr>
+            <w:r>
+              <w:rPr>
+                <w:sz w:val="17"/>
+              </w:rPr>
+              <w:t>Lista de condiciones del catálogo (diabetes, hipertension, cardiovascular, respiratoria, tiroides, colesterol, musculoesqueletica, embarazo_lactancia, otra) o ["ninguna"].</w:t>
+            </w:r>
+          </w:p>
+        </w:tc>
+      </w:tr>
+      <w:tr>
+        <w:tc>
+          <w:tcPr>
+            <w:tcW w:type="dxa" w:w="1900"/>
+          </w:tcPr>
+          <w:p>
+            <w:pPr>
+              <w:spacing w:after="0"/>
+            </w:pPr>
+            <w:r>
+              <w:rPr>
+                <w:b/>
+                <w:sz w:val="17"/>
+              </w:rPr>
+              <w:t>toma_medicamentos</w:t>
+            </w:r>
+          </w:p>
+        </w:tc>
+        <w:tc>
+          <w:tcPr>
+            <w:tcW w:type="dxa" w:w="1600"/>
+          </w:tcPr>
+          <w:p>
+            <w:pPr>
+              <w:spacing w:after="0"/>
+            </w:pPr>
+            <w:r>
+              <w:rPr>
+                <w:sz w:val="17"/>
+              </w:rPr>
+              <w:t>BOOLEAN</w:t>
+            </w:r>
+          </w:p>
+        </w:tc>
+        <w:tc>
+          <w:tcPr>
+            <w:tcW w:type="dxa" w:w="2500"/>
+          </w:tcPr>
+          <w:p>
+            <w:pPr>
+              <w:spacing w:after="0"/>
+            </w:pPr>
+            <w:r>
+              <w:rPr>
+                <w:sz w:val="17"/>
+              </w:rPr>
+              <w:t>NOT NULL</w:t>
+            </w:r>
+          </w:p>
+        </w:tc>
+        <w:tc>
+          <w:tcPr>
+            <w:tcW w:type="dxa" w:w="3000"/>
+          </w:tcPr>
+          <w:p>
+            <w:pPr>
+              <w:spacing w:after="0"/>
+            </w:pPr>
+            <w:r>
+              <w:rPr>
+                <w:sz w:val="17"/>
+              </w:rPr>
+              <w:t>Indica si toma algún medicamento regularmente.</w:t>
+            </w:r>
+          </w:p>
+        </w:tc>
+      </w:tr>
+      <w:tr>
+        <w:tc>
+          <w:tcPr>
+            <w:tcW w:type="dxa" w:w="1900"/>
+          </w:tcPr>
+          <w:p>
+            <w:pPr>
+              <w:spacing w:after="0"/>
+            </w:pPr>
+            <w:r>
+              <w:rPr>
+                <w:b/>
+                <w:sz w:val="17"/>
+              </w:rPr>
+              <w:t>medicamentos</w:t>
+            </w:r>
+          </w:p>
+        </w:tc>
+        <w:tc>
+          <w:tcPr>
+            <w:tcW w:type="dxa" w:w="1600"/>
+          </w:tcPr>
+          <w:p>
+            <w:pPr>
+              <w:spacing w:after="0"/>
+            </w:pPr>
+            <w:r>
+              <w:rPr>
+                <w:sz w:val="17"/>
+              </w:rPr>
+              <w:t>JSON</w:t>
+            </w:r>
+          </w:p>
+        </w:tc>
+        <w:tc>
+          <w:tcPr>
+            <w:tcW w:type="dxa" w:w="2500"/>
+          </w:tcPr>
+          <w:p>
+            <w:pPr>
+              <w:spacing w:after="0"/>
+            </w:pPr>
+            <w:r>
+              <w:rPr>
+                <w:sz w:val="17"/>
+              </w:rPr>
+              <w:t>NOT NULL</w:t>
+            </w:r>
+          </w:p>
+        </w:tc>
+        <w:tc>
+          <w:tcPr>
+            <w:tcW w:type="dxa" w:w="3000"/>
+          </w:tcPr>
+          <w:p>
+            <w:pPr>
+              <w:spacing w:after="0"/>
+            </w:pPr>
+            <w:r>
+              <w:rPr>
+                <w:sz w:val="17"/>
+              </w:rPr>
+              <w:t>Tipos de medicamento del catálogo (presion, diabetes, anticoagulantes, corticoides, salud_mental, hormonas, suplementos, otro); lista vacía si no toma.</w:t>
+            </w:r>
+          </w:p>
+        </w:tc>
+      </w:tr>
+      <w:tr>
+        <w:tc>
+          <w:tcPr>
+            <w:tcW w:type="dxa" w:w="1900"/>
+          </w:tcPr>
+          <w:p>
+            <w:pPr>
+              <w:spacing w:after="0"/>
+            </w:pPr>
+            <w:r>
+              <w:rPr>
+                <w:b/>
+                <w:sz w:val="17"/>
+              </w:rPr>
+              <w:t>alergias</w:t>
+            </w:r>
+          </w:p>
+        </w:tc>
+        <w:tc>
+          <w:tcPr>
+            <w:tcW w:type="dxa" w:w="1600"/>
+          </w:tcPr>
+          <w:p>
+            <w:pPr>
+              <w:spacing w:after="0"/>
+            </w:pPr>
+            <w:r>
+              <w:rPr>
+                <w:sz w:val="17"/>
+              </w:rPr>
+              <w:t>JSON</w:t>
+            </w:r>
+          </w:p>
+        </w:tc>
+        <w:tc>
+          <w:tcPr>
+            <w:tcW w:type="dxa" w:w="2500"/>
+          </w:tcPr>
+          <w:p>
+            <w:pPr>
+              <w:spacing w:after="0"/>
+            </w:pPr>
+            <w:r>
+              <w:rPr>
+                <w:sz w:val="17"/>
+              </w:rPr>
+              <w:t>NOT NULL</w:t>
+            </w:r>
+          </w:p>
+        </w:tc>
+        <w:tc>
+          <w:tcPr>
+            <w:tcW w:type="dxa" w:w="3000"/>
+          </w:tcPr>
+          <w:p>
+            <w:pPr>
+              <w:spacing w:after="0"/>
+            </w:pPr>
+            <w:r>
+              <w:rPr>
+                <w:sz w:val="17"/>
+              </w:rPr>
+              <w:t>Lista del catálogo (alimentarias, medicamentosas, ambientales) o ["ninguna"].</w:t>
+            </w:r>
+          </w:p>
+        </w:tc>
+      </w:tr>
+      <w:tr>
+        <w:tc>
+          <w:tcPr>
+            <w:tcW w:type="dxa" w:w="1900"/>
+          </w:tcPr>
+          <w:p>
+            <w:pPr>
+              <w:spacing w:after="0"/>
+            </w:pPr>
+            <w:r>
+              <w:rPr>
+                <w:b/>
+                <w:sz w:val="17"/>
+              </w:rPr>
+              <w:t>fecha_actualizacion</w:t>
+            </w:r>
+          </w:p>
+        </w:tc>
+        <w:tc>
+          <w:tcPr>
+            <w:tcW w:type="dxa" w:w="1600"/>
+          </w:tcPr>
+          <w:p>
+            <w:pPr>
+              <w:spacing w:after="0"/>
+            </w:pPr>
+            <w:r>
+              <w:rPr>
+                <w:sz w:val="17"/>
+              </w:rPr>
+              <w:t>DATETIME</w:t>
+            </w:r>
+          </w:p>
+        </w:tc>
+        <w:tc>
+          <w:tcPr>
+            <w:tcW w:type="dxa" w:w="2500"/>
+          </w:tcPr>
+          <w:p>
+            <w:pPr>
+              <w:spacing w:after="0"/>
+            </w:pPr>
+            <w:r>
+              <w:rPr>
+                <w:sz w:val="17"/>
+              </w:rPr>
+              <w:t>NOT NULL</w:t>
+            </w:r>
+          </w:p>
+        </w:tc>
+        <w:tc>
+          <w:tcPr>
+            <w:tcW w:type="dxa" w:w="3000"/>
+          </w:tcPr>
+          <w:p>
+            <w:pPr>
+              <w:spacing w:after="0"/>
+            </w:pPr>
+            <w:r>
+              <w:rPr>
+                <w:sz w:val="17"/>
+              </w:rPr>
+              <w:t>Fecha y hora de la última modificación.</w:t>
+            </w:r>
+          </w:p>
+        </w:tc>
+      </w:tr>
+    </w:tbl>
+    <w:p/>
+    <w:p>
+      <w:pPr>
+        <w:jc w:val="both"/>
+        <w:rPr>
+          <w:lang w:val="es-ES"/>
+        </w:rPr>
+      </w:pPr>
+      <w:r>
+        <w:rPr>
+          <w:b/>
+        </w:rPr>
         <w:t>Índices y reglas de integridad referencial:</w:t>
       </w:r>
     </w:p>
@@ -15011,6 +17348,156 @@
           </w:p>
         </w:tc>
       </w:tr>
+      <w:tr>
+        <w:tc>
+          <w:tcPr>
+            <w:tcW w:type="dxa" w:w="2100"/>
+          </w:tcPr>
+          <w:p>
+            <w:pPr>
+              <w:spacing w:after="0"/>
+            </w:pPr>
+            <w:r>
+              <w:rPr>
+                <w:sz w:val="17"/>
+              </w:rPr>
+              <w:t>usuarios</w:t>
+            </w:r>
+          </w:p>
+        </w:tc>
+        <w:tc>
+          <w:tcPr>
+            <w:tcW w:type="dxa" w:w="3400"/>
+          </w:tcPr>
+          <w:p>
+            <w:pPr>
+              <w:spacing w:after="0"/>
+            </w:pPr>
+            <w:r>
+              <w:rPr>
+                <w:sz w:val="17"/>
+              </w:rPr>
+              <w:t>UNIQUE (google_id)</w:t>
+            </w:r>
+          </w:p>
+        </w:tc>
+        <w:tc>
+          <w:tcPr>
+            <w:tcW w:type="dxa" w:w="3500"/>
+          </w:tcPr>
+          <w:p>
+            <w:pPr>
+              <w:spacing w:after="0"/>
+            </w:pPr>
+            <w:r>
+              <w:rPr>
+                <w:sz w:val="17"/>
+              </w:rPr>
+              <w:t>Evitar que una cuenta de Google quede vinculada a dos usuarios y buscar al usuario al ingresar con Google.</w:t>
+            </w:r>
+          </w:p>
+        </w:tc>
+      </w:tr>
+      <w:tr>
+        <w:tc>
+          <w:tcPr>
+            <w:tcW w:type="dxa" w:w="2100"/>
+          </w:tcPr>
+          <w:p>
+            <w:pPr>
+              <w:spacing w:after="0"/>
+            </w:pPr>
+            <w:r>
+              <w:rPr>
+                <w:sz w:val="17"/>
+              </w:rPr>
+              <w:t>tokens_recuperacion</w:t>
+            </w:r>
+          </w:p>
+        </w:tc>
+        <w:tc>
+          <w:tcPr>
+            <w:tcW w:type="dxa" w:w="3400"/>
+          </w:tcPr>
+          <w:p>
+            <w:pPr>
+              <w:spacing w:after="0"/>
+            </w:pPr>
+            <w:r>
+              <w:rPr>
+                <w:sz w:val="17"/>
+              </w:rPr>
+              <w:t>UNIQUE (token_hash); INDEX (usuario_id); FK ON DELETE CASCADE</w:t>
+            </w:r>
+          </w:p>
+        </w:tc>
+        <w:tc>
+          <w:tcPr>
+            <w:tcW w:type="dxa" w:w="3500"/>
+          </w:tcPr>
+          <w:p>
+            <w:pPr>
+              <w:spacing w:after="0"/>
+            </w:pPr>
+            <w:r>
+              <w:rPr>
+                <w:sz w:val="17"/>
+              </w:rPr>
+              <w:t>Encontrar el código recibido en el enlace, invalidar los códigos anteriores del usuario y eliminarlos junto con la cuenta.</w:t>
+            </w:r>
+          </w:p>
+        </w:tc>
+      </w:tr>
+      <w:tr>
+        <w:tc>
+          <w:tcPr>
+            <w:tcW w:type="dxa" w:w="2100"/>
+          </w:tcPr>
+          <w:p>
+            <w:pPr>
+              <w:spacing w:after="0"/>
+            </w:pPr>
+            <w:r>
+              <w:rPr>
+                <w:sz w:val="17"/>
+              </w:rPr>
+              <w:t>informacion_salud</w:t>
+            </w:r>
+          </w:p>
+        </w:tc>
+        <w:tc>
+          <w:tcPr>
+            <w:tcW w:type="dxa" w:w="3400"/>
+          </w:tcPr>
+          <w:p>
+            <w:pPr>
+              <w:spacing w:after="0"/>
+            </w:pPr>
+            <w:r>
+              <w:rPr>
+                <w:sz w:val="17"/>
+              </w:rPr>
+              <w:t>UNIQUE (usuario_id); FK ON DELETE CASCADE</w:t>
+            </w:r>
+          </w:p>
+        </w:tc>
+        <w:tc>
+          <w:tcPr>
+            <w:tcW w:type="dxa" w:w="3500"/>
+          </w:tcPr>
+          <w:p>
+            <w:pPr>
+              <w:spacing w:after="0"/>
+            </w:pPr>
+            <w:r>
+              <w:rPr>
+                <w:sz w:val="17"/>
+              </w:rPr>
+              <w:t>Garantizar un solo registro por usuario y eliminar la información de salud junto con la cuenta.</w:t>
+            </w:r>
+          </w:p>
+        </w:tc>
+      </w:tr>
     </w:tbl>
     <w:p/>
     <w:p>
@@ -15392,7 +17879,7 @@
       <w:r>
         <w:drawing>
           <wp:inline xmlns:a="http://schemas.openxmlformats.org/drawingml/2006/main" xmlns:pic="http://schemas.openxmlformats.org/drawingml/2006/picture">
-            <wp:extent cx="5400000" cy="3815569"/>
+            <wp:extent cx="5040000" cy="4947168"/>
             <wp:docPr id="5" name="Picture 5"/>
             <wp:cNvGraphicFramePr>
               <a:graphicFrameLocks noChangeAspect="1"/>
@@ -15413,7 +17900,7 @@
                   <pic:spPr>
                     <a:xfrm>
                       <a:off x="0" y="0"/>
-                      <a:ext cx="5400000" cy="3815569"/>
+                      <a:ext cx="5040000" cy="4947168"/>
                     </a:xfrm>
                     <a:prstGeom prst="rect"/>
                   </pic:spPr>
@@ -15438,7 +17925,7 @@
         <w:rPr>
           <w:i w:val="0"/>
         </w:rPr>
-        <w:t>Ilustración 3: Diagrama entidad-relación de las tablas implementadas en el Sprint 1 (MySQL Workbench)</w:t>
+        <w:t>Ilustración 4: Diagrama entidad-relación de las tablas implementadas al Sprint 2</w:t>
       </w:r>
     </w:p>
     <w:p>
@@ -15452,7 +17939,7 @@
         <w:rPr>
           <w:i w:val="0"/>
         </w:rPr>
-        <w:t>El diagrama muestra las tablas creadas en el Sprint 1 y sus claves foráneas. La tabla _prisma_migrations es interna del ORM: registra las migraciones aplicadas y no forma parte del modelo de dominio. Las demás tablas del diccionario se incorporarán al diagrama a medida que se creen en los sprints siguientes.</w:t>
+        <w:t>El diagrama muestra las tablas creadas al Sprint 2 (roles, usuarios, perfiles_usuario, tokens_recuperacion e informacion_salud) y sus claves foráneas con la regla de eliminación de cada una. El modelo completo de doce tablas se detalla en el diccionario de datos; las tablas restantes se incorporarán al diagrama a medida que se creen en los sprints siguientes. La tabla interna _prisma_migrations del ORM no forma parte del modelo de dominio.</w:t>
       </w:r>
     </w:p>
     <w:p>
@@ -15466,7 +17953,7 @@
         <w:rPr>
           <w:i w:val="0"/>
         </w:rPr>
-        <w:t>Implementación por sprint: el Sprint 1 crea las tablas roles, usuarios y perfiles_usuario (con los roles iniciales cargados por script) y, en una segunda migración, agrega la columna sexo a perfiles_usuario; las tablas restantes se crean en el sprint de la épica que las utiliza (Sprint 2: establecimientos, profesionales y disponibilidades; Sprint 3: reservas; Sprint 4: conversaciones y mensajes; Sprint 5: registro_comida).</w:t>
+        <w:t>Implementación por sprint: el Sprint 1 crea las tablas roles, usuarios y perfiles_usuario (con los roles iniciales cargados por script) y, en una segunda migración, agrega la columna sexo a perfiles_usuario. El Sprint 2 agrega a usuarios la columna google_id y deja password_hash como opcional, crea la tabla tokens_recuperacion, agrega a perfiles_usuario las columnas objetivo_principal, comidas_dia y horas_sueno, y crea la tabla informacion_salud. Las tablas restantes se crean en el sprint de la épica que las utiliza (Sprint 2: establecimientos, profesionales y disponibilidades; Sprint 3: reservas; Sprint 4: conversaciones y mensajes; Sprint 5: registro_comida).</w:t>
       </w:r>
     </w:p>
     <w:p>
@@ -15556,7 +18043,7 @@
         <w:rPr>
           <w:i w:val="0"/>
         </w:rPr>
-        <w:t>Ilustración 4: Diagrama de secuencia del registro de comida por lenguaje natural</w:t>
+        <w:t>Ilustración 5: Diagrama de secuencia del registro de comida por lenguaje natural</w:t>
       </w:r>
     </w:p>
     <w:p>
@@ -15722,7 +18209,7 @@
               <w:rPr>
                 <w:sz w:val="17"/>
               </w:rPr>
-              <w:t>Completa nombre, correo y contraseña en la pantalla de registro.</w:t>
+              <w:t>Completa nombre, correo, contraseña y su confirmación, y elige su rol (Usuario o Profesional) en la pantalla de registro.</w:t>
             </w:r>
           </w:p>
         </w:tc>
@@ -15772,7 +18259,7 @@
               <w:rPr>
                 <w:sz w:val="17"/>
               </w:rPr>
-              <w:t>POST /api/auth/registro con los datos en JSON.</w:t>
+              <w:t>POST /api/auth/registro con los datos y el rol elegido en JSON (solo se aceptan los roles usuario y profesional).</w:t>
             </w:r>
           </w:p>
         </w:tc>
@@ -15922,7 +18409,7 @@
               <w:rPr>
                 <w:sz w:val="17"/>
               </w:rPr>
-              <w:t>En una sola transacción: INSERT en usuarios con el rol "usuario" e INSERT de su registro en perfiles_usuario con los datos vacíos (relación 1 : 1).</w:t>
+              <w:t>En una sola transacción: INSERT en usuarios con el rol elegido e INSERT de su registro en perfiles_usuario con los datos vacíos (relación 1 : 1).</w:t>
             </w:r>
           </w:p>
         </w:tc>
@@ -15972,7 +18459,7 @@
               <w:rPr>
                 <w:sz w:val="17"/>
               </w:rPr>
-              <w:t>201 Created con el token JWT y los datos públicos del usuario; el frontend guarda la sesión en localStorage y muestra la sesión iniciada.</w:t>
+              <w:t>201 Created con el token JWT y los datos públicos del usuario; el frontend guarda la sesión y muestra la sesión iniciada.</w:t>
             </w:r>
           </w:p>
         </w:tc>
@@ -16022,7 +18509,7 @@
               <w:rPr>
                 <w:sz w:val="17"/>
               </w:rPr>
-              <w:t>POST /api/auth/login: el backend compara la contraseña con bcrypt y responde 200 con un JWT, o 401 con un mensaje genérico que no indica qué dato falló.</w:t>
+              <w:t>POST /api/auth/login con la opción "Recordarme": el backend compara la contraseña con bcrypt y responde 200 con un JWT (30 días si se marcó "Recordarme", 8 horas si no), o 401 con un mensaje genérico que no indica qué dato falló. Con "Recordarme" el frontend guarda la sesión en localStorage; sin ella, en sessionStorage (se cierra al cerrar el navegador).</w:t>
             </w:r>
           </w:p>
         </w:tc>
@@ -16072,7 +18559,7 @@
               <w:rPr>
                 <w:sz w:val="17"/>
               </w:rPr>
-              <w:t>GET y PUT /api/perfil con la cabecera Authorization: Bearer &lt;token&gt;; un middleware valida el JWT y se consultan o actualizan los datos del usuario autenticado en perfiles_usuario; con el perfil completo, la respuesta incluye el requerimiento calórico diario estimado.</w:t>
+              <w:t>GET y PUT /api/perfil con la cabecera Authorization: Bearer &lt;token&gt;; un middleware valida el JWT y se consultan o actualizan los datos del usuario autenticado en perfiles_usuario; con el perfil completo, la respuesta incluye el requerimiento calórico diario estimado. Desde el Sprint 2 el perfil se completa con un asistente de 4 pasos: PUT /api/perfil (datos personales), PUT /api/perfil/objetivos (FS-HU-18) y PUT /api/perfil/salud (FS-HU-19); cada paso se guarda por separado y GET /api/perfil informa qué pasos faltan. Con el perfil completo se muestra un resumen con la opción "Editar" por sección.</w:t>
             </w:r>
           </w:p>
         </w:tc>
@@ -16178,6 +18665,63 @@
         </w:tc>
       </w:tr>
     </w:tbl>
+    <w:p/>
+    <w:p>
+      <w:pPr>
+        <w:jc w:val="center"/>
+      </w:pPr>
+      <w:r>
+        <w:drawing>
+          <wp:inline xmlns:a="http://schemas.openxmlformats.org/drawingml/2006/main" xmlns:pic="http://schemas.openxmlformats.org/drawingml/2006/picture">
+            <wp:extent cx="5400000" cy="4588175"/>
+            <wp:docPr id="901" name="Diagrama 901"/>
+            <wp:cNvGraphicFramePr>
+              <a:graphicFrameLocks noChangeAspect="1"/>
+            </wp:cNvGraphicFramePr>
+            <a:graphic>
+              <a:graphicData uri="http://schemas.openxmlformats.org/drawingml/2006/picture">
+                <pic:pic>
+                  <pic:nvPicPr>
+                    <pic:cNvPr id="902" name="Diagrama 902"/>
+                    <pic:cNvPicPr/>
+                  </pic:nvPicPr>
+                  <pic:blipFill>
+                    <a:blip r:embed="rId18"/>
+                    <a:stretch>
+                      <a:fillRect/>
+                    </a:stretch>
+                  </pic:blipFill>
+                  <pic:spPr>
+                    <a:xfrm>
+                      <a:off x="0" y="0"/>
+                      <a:ext cx="5400000" cy="4588175"/>
+                    </a:xfrm>
+                    <a:prstGeom prst="rect"/>
+                  </pic:spPr>
+                </pic:pic>
+              </a:graphicData>
+            </a:graphic>
+          </wp:inline>
+        </w:drawing>
+      </w:r>
+    </w:p>
+    <w:p>
+      <w:pPr>
+        <w:pStyle w:val="Epgrafe"/>
+        <w:jc w:val="center"/>
+        <w:rPr>
+          <w:i/>
+          <w:iCs/>
+          <w:lang w:val="es-ES"/>
+        </w:rPr>
+      </w:pPr>
+      <w:r>
+        <w:rPr>
+          <w:i w:val="0"/>
+        </w:rPr>
+        <w:t>Ilustración 6: Diagrama de secuencia del asistente de perfil de 4 pasos (FS-HU-02, FS-HU-18 y FS-HU-19)</w:t>
+      </w:r>
+    </w:p>
     <w:p/>
     <w:p>
       <w:pPr>
@@ -16202,7 +18746,7 @@
         <w:rPr>
           <w:i w:val="0"/>
         </w:rPr>
-        <w:t>Diseño previsto para FS-HU-13 y FS-HU-14; las rutas definitivas se confirman al implementar cada sprint.</w:t>
+        <w:t>Diseño previsto para FS-HU-13 y FS-HU-14; las rutas definitivas se confirman al implementar cada sprint. El diagrama de secuencia muestra cómo la transacción evita que dos usuarios reserven el mismo bloque (QS5).</w:t>
       </w:r>
     </w:p>
     <w:tbl>
@@ -16637,6 +19181,776 @@
     <w:p/>
     <w:p>
       <w:pPr>
+        <w:jc w:val="center"/>
+      </w:pPr>
+      <w:r>
+        <w:drawing>
+          <wp:inline xmlns:a="http://schemas.openxmlformats.org/drawingml/2006/main" xmlns:pic="http://schemas.openxmlformats.org/drawingml/2006/picture">
+            <wp:extent cx="5760000" cy="3435347"/>
+            <wp:docPr id="953" name="Diagrama 953"/>
+            <wp:cNvGraphicFramePr>
+              <a:graphicFrameLocks noChangeAspect="1"/>
+            </wp:cNvGraphicFramePr>
+            <a:graphic>
+              <a:graphicData uri="http://schemas.openxmlformats.org/drawingml/2006/picture">
+                <pic:pic>
+                  <pic:nvPicPr>
+                    <pic:cNvPr id="954" name="Diagrama 954"/>
+                    <pic:cNvPicPr/>
+                  </pic:nvPicPr>
+                  <pic:blipFill>
+                    <a:blip r:embed="rId21"/>
+                    <a:stretch>
+                      <a:fillRect/>
+                    </a:stretch>
+                  </pic:blipFill>
+                  <pic:spPr>
+                    <a:xfrm>
+                      <a:off x="0" y="0"/>
+                      <a:ext cx="5760000" cy="3435347"/>
+                    </a:xfrm>
+                    <a:prstGeom prst="rect"/>
+                  </pic:spPr>
+                </pic:pic>
+              </a:graphicData>
+            </a:graphic>
+          </wp:inline>
+        </w:drawing>
+      </w:r>
+    </w:p>
+    <w:p>
+      <w:pPr>
+        <w:pStyle w:val="Epgrafe"/>
+        <w:jc w:val="center"/>
+        <w:rPr>
+          <w:i/>
+          <w:iCs/>
+          <w:lang w:val="es-ES"/>
+        </w:rPr>
+      </w:pPr>
+      <w:r>
+        <w:rPr>
+          <w:i w:val="0"/>
+        </w:rPr>
+        <w:t>Ilustración 7: Diagrama de secuencia de la reserva de hora con reservas simultáneas (FS-HU-14, QS5)</w:t>
+      </w:r>
+    </w:p>
+    <w:p/>
+    <w:p>
+      <w:pPr>
+        <w:pStyle w:val="EstiloTtulo2VerdanaJustificado"/>
+        <w:numPr>
+          <w:ilvl w:val="1"/>
+          <w:numId w:val="0"/>
+        </w:numPr>
+      </w:pPr>
+      <w:r>
+        <w:t>Flujo de recuperación de contraseña y acceso con Google (Sprint 2)</w:t>
+      </w:r>
+    </w:p>
+    <w:p>
+      <w:pPr>
+        <w:jc w:val="both"/>
+        <w:rPr>
+          <w:lang w:val="es-ES"/>
+        </w:rPr>
+      </w:pPr>
+      <w:r>
+        <w:rPr>
+          <w:i w:val="0"/>
+        </w:rPr>
+        <w:t>Implementa FS-HU-15 y FS-HU-16. Las rutas se exponen bajo el prefijo /api y el correo se envía con Nodemailer por SMTP. Estado al 21-09-2026: los pasos 1 a 7 están implementados (mientras no se configure la cuenta de correo, el enlace se muestra en la consola del backend); los pasos 8 a 11 quedan pendientes hasta contar con el ID de cliente de Google.</w:t>
+      </w:r>
+    </w:p>
+    <w:tbl>
+      <w:tblPr>
+        <w:tblW w:type="dxa" w:w="9000"/>
+        <w:tblBorders>
+          <w:top w:val="single" w:sz="4" w:space="0" w:color="000000"/>
+          <w:left w:val="single" w:sz="4" w:space="0" w:color="000000"/>
+          <w:bottom w:val="single" w:sz="4" w:space="0" w:color="000000"/>
+          <w:right w:val="single" w:sz="4" w:space="0" w:color="000000"/>
+          <w:insideH w:val="single" w:sz="4" w:space="0" w:color="000000"/>
+          <w:insideV w:val="single" w:sz="4" w:space="0" w:color="000000"/>
+        </w:tblBorders>
+        <w:tblLayout w:type="fixed"/>
+        <w:tblLook w:firstColumn="1" w:firstRow="1" w:lastColumn="0" w:lastRow="0" w:noHBand="0" w:noVBand="1" w:val="04A0"/>
+      </w:tblPr>
+      <w:tblGrid>
+        <w:gridCol w:w="700"/>
+        <w:gridCol w:w="2100"/>
+        <w:gridCol w:w="6200"/>
+      </w:tblGrid>
+      <w:tr>
+        <w:trPr>
+          <w:tblHeader/>
+        </w:trPr>
+        <w:tc>
+          <w:tcPr>
+            <w:tcW w:type="dxa" w:w="700"/>
+            <w:shd w:val="clear" w:color="auto" w:fill="c6d9f1"/>
+          </w:tcPr>
+          <w:p>
+            <w:pPr>
+              <w:spacing w:after="0"/>
+            </w:pPr>
+            <w:r>
+              <w:rPr>
+                <w:b/>
+                <w:sz w:val="17"/>
+              </w:rPr>
+              <w:t>Paso</w:t>
+            </w:r>
+          </w:p>
+        </w:tc>
+        <w:tc>
+          <w:tcPr>
+            <w:tcW w:type="dxa" w:w="2100"/>
+            <w:shd w:val="clear" w:color="auto" w:fill="c6d9f1"/>
+          </w:tcPr>
+          <w:p>
+            <w:pPr>
+              <w:spacing w:after="0"/>
+            </w:pPr>
+            <w:r>
+              <w:rPr>
+                <w:b/>
+                <w:sz w:val="17"/>
+              </w:rPr>
+              <w:t>Origen → Destino</w:t>
+            </w:r>
+          </w:p>
+        </w:tc>
+        <w:tc>
+          <w:tcPr>
+            <w:tcW w:type="dxa" w:w="6200"/>
+            <w:shd w:val="clear" w:color="auto" w:fill="c6d9f1"/>
+          </w:tcPr>
+          <w:p>
+            <w:pPr>
+              <w:spacing w:after="0"/>
+            </w:pPr>
+            <w:r>
+              <w:rPr>
+                <w:b/>
+                <w:sz w:val="17"/>
+              </w:rPr>
+              <w:t>Interacción</w:t>
+            </w:r>
+          </w:p>
+        </w:tc>
+      </w:tr>
+      <w:tr>
+        <w:tc>
+          <w:tcPr>
+            <w:tcW w:type="dxa" w:w="700"/>
+          </w:tcPr>
+          <w:p>
+            <w:pPr>
+              <w:spacing w:after="0"/>
+            </w:pPr>
+            <w:r>
+              <w:rPr>
+                <w:sz w:val="17"/>
+              </w:rPr>
+              <w:t>1</w:t>
+            </w:r>
+          </w:p>
+        </w:tc>
+        <w:tc>
+          <w:tcPr>
+            <w:tcW w:type="dxa" w:w="2100"/>
+          </w:tcPr>
+          <w:p>
+            <w:pPr>
+              <w:spacing w:after="0"/>
+            </w:pPr>
+            <w:r>
+              <w:rPr>
+                <w:sz w:val="17"/>
+              </w:rPr>
+              <w:t>Usuario → Frontend</w:t>
+            </w:r>
+          </w:p>
+        </w:tc>
+        <w:tc>
+          <w:tcPr>
+            <w:tcW w:type="dxa" w:w="6200"/>
+          </w:tcPr>
+          <w:p>
+            <w:pPr>
+              <w:spacing w:after="0"/>
+            </w:pPr>
+            <w:r>
+              <w:rPr>
+                <w:sz w:val="17"/>
+              </w:rPr>
+              <w:t>En "¿Olvidaste tu contraseña?" escribe su correo y presiona "Enviar enlace".</w:t>
+            </w:r>
+          </w:p>
+        </w:tc>
+      </w:tr>
+      <w:tr>
+        <w:tc>
+          <w:tcPr>
+            <w:tcW w:type="dxa" w:w="700"/>
+          </w:tcPr>
+          <w:p>
+            <w:pPr>
+              <w:spacing w:after="0"/>
+            </w:pPr>
+            <w:r>
+              <w:rPr>
+                <w:sz w:val="17"/>
+              </w:rPr>
+              <w:t>2</w:t>
+            </w:r>
+          </w:p>
+        </w:tc>
+        <w:tc>
+          <w:tcPr>
+            <w:tcW w:type="dxa" w:w="2100"/>
+          </w:tcPr>
+          <w:p>
+            <w:pPr>
+              <w:spacing w:after="0"/>
+            </w:pPr>
+            <w:r>
+              <w:rPr>
+                <w:sz w:val="17"/>
+              </w:rPr>
+              <w:t>Frontend → Backend</w:t>
+            </w:r>
+          </w:p>
+        </w:tc>
+        <w:tc>
+          <w:tcPr>
+            <w:tcW w:type="dxa" w:w="6200"/>
+          </w:tcPr>
+          <w:p>
+            <w:pPr>
+              <w:spacing w:after="0"/>
+            </w:pPr>
+            <w:r>
+              <w:rPr>
+                <w:sz w:val="17"/>
+              </w:rPr>
+              <w:t>POST /api/auth/recuperar con el correo; la respuesta es siempre 200 con el mismo mensaje, exista o no la cuenta.</w:t>
+            </w:r>
+          </w:p>
+        </w:tc>
+      </w:tr>
+      <w:tr>
+        <w:tc>
+          <w:tcPr>
+            <w:tcW w:type="dxa" w:w="700"/>
+          </w:tcPr>
+          <w:p>
+            <w:pPr>
+              <w:spacing w:after="0"/>
+            </w:pPr>
+            <w:r>
+              <w:rPr>
+                <w:sz w:val="17"/>
+              </w:rPr>
+              <w:t>3</w:t>
+            </w:r>
+          </w:p>
+        </w:tc>
+        <w:tc>
+          <w:tcPr>
+            <w:tcW w:type="dxa" w:w="2100"/>
+          </w:tcPr>
+          <w:p>
+            <w:pPr>
+              <w:spacing w:after="0"/>
+            </w:pPr>
+            <w:r>
+              <w:rPr>
+                <w:sz w:val="17"/>
+              </w:rPr>
+              <w:t>Backend → MySQL</w:t>
+            </w:r>
+          </w:p>
+        </w:tc>
+        <w:tc>
+          <w:tcPr>
+            <w:tcW w:type="dxa" w:w="6200"/>
+          </w:tcPr>
+          <w:p>
+            <w:pPr>
+              <w:spacing w:after="0"/>
+            </w:pPr>
+            <w:r>
+              <w:rPr>
+                <w:sz w:val="17"/>
+              </w:rPr>
+              <w:t>Si el correo existe, invalida los códigos anteriores del usuario, genera un código aleatorio de 32 bytes y guarda su hash SHA-256 en tokens_recuperacion con vencimiento de 60 minutos.</w:t>
+            </w:r>
+          </w:p>
+        </w:tc>
+      </w:tr>
+      <w:tr>
+        <w:tc>
+          <w:tcPr>
+            <w:tcW w:type="dxa" w:w="700"/>
+          </w:tcPr>
+          <w:p>
+            <w:pPr>
+              <w:spacing w:after="0"/>
+            </w:pPr>
+            <w:r>
+              <w:rPr>
+                <w:sz w:val="17"/>
+              </w:rPr>
+              <w:t>4</w:t>
+            </w:r>
+          </w:p>
+        </w:tc>
+        <w:tc>
+          <w:tcPr>
+            <w:tcW w:type="dxa" w:w="2100"/>
+          </w:tcPr>
+          <w:p>
+            <w:pPr>
+              <w:spacing w:after="0"/>
+            </w:pPr>
+            <w:r>
+              <w:rPr>
+                <w:sz w:val="17"/>
+              </w:rPr>
+              <w:t>Backend → Servidor SMTP</w:t>
+            </w:r>
+          </w:p>
+        </w:tc>
+        <w:tc>
+          <w:tcPr>
+            <w:tcW w:type="dxa" w:w="6200"/>
+          </w:tcPr>
+          <w:p>
+            <w:pPr>
+              <w:spacing w:after="0"/>
+            </w:pPr>
+            <w:r>
+              <w:rPr>
+                <w:sz w:val="17"/>
+              </w:rPr>
+              <w:t>Envía el correo con el enlace /restablecer-contrasena?token=&lt;código&gt; (Nodemailer).</w:t>
+            </w:r>
+          </w:p>
+        </w:tc>
+      </w:tr>
+      <w:tr>
+        <w:tc>
+          <w:tcPr>
+            <w:tcW w:type="dxa" w:w="700"/>
+          </w:tcPr>
+          <w:p>
+            <w:pPr>
+              <w:spacing w:after="0"/>
+            </w:pPr>
+            <w:r>
+              <w:rPr>
+                <w:sz w:val="17"/>
+              </w:rPr>
+              <w:t>5</w:t>
+            </w:r>
+          </w:p>
+        </w:tc>
+        <w:tc>
+          <w:tcPr>
+            <w:tcW w:type="dxa" w:w="2100"/>
+          </w:tcPr>
+          <w:p>
+            <w:pPr>
+              <w:spacing w:after="0"/>
+            </w:pPr>
+            <w:r>
+              <w:rPr>
+                <w:sz w:val="17"/>
+              </w:rPr>
+              <w:t>Usuario → Frontend</w:t>
+            </w:r>
+          </w:p>
+        </w:tc>
+        <w:tc>
+          <w:tcPr>
+            <w:tcW w:type="dxa" w:w="6200"/>
+          </w:tcPr>
+          <w:p>
+            <w:pPr>
+              <w:spacing w:after="0"/>
+            </w:pPr>
+            <w:r>
+              <w:rPr>
+                <w:sz w:val="17"/>
+              </w:rPr>
+              <w:t>Abre el enlace y escribe la contraseña nueva y su confirmación.</w:t>
+            </w:r>
+          </w:p>
+        </w:tc>
+      </w:tr>
+      <w:tr>
+        <w:tc>
+          <w:tcPr>
+            <w:tcW w:type="dxa" w:w="700"/>
+          </w:tcPr>
+          <w:p>
+            <w:pPr>
+              <w:spacing w:after="0"/>
+            </w:pPr>
+            <w:r>
+              <w:rPr>
+                <w:sz w:val="17"/>
+              </w:rPr>
+              <w:t>6</w:t>
+            </w:r>
+          </w:p>
+        </w:tc>
+        <w:tc>
+          <w:tcPr>
+            <w:tcW w:type="dxa" w:w="2100"/>
+          </w:tcPr>
+          <w:p>
+            <w:pPr>
+              <w:spacing w:after="0"/>
+            </w:pPr>
+            <w:r>
+              <w:rPr>
+                <w:sz w:val="17"/>
+              </w:rPr>
+              <w:t>Frontend → Backend</w:t>
+            </w:r>
+          </w:p>
+        </w:tc>
+        <w:tc>
+          <w:tcPr>
+            <w:tcW w:type="dxa" w:w="6200"/>
+          </w:tcPr>
+          <w:p>
+            <w:pPr>
+              <w:spacing w:after="0"/>
+            </w:pPr>
+            <w:r>
+              <w:rPr>
+                <w:sz w:val="17"/>
+              </w:rPr>
+              <w:t>POST /api/auth/restablecer con el código y la contraseña nueva.</w:t>
+            </w:r>
+          </w:p>
+        </w:tc>
+      </w:tr>
+      <w:tr>
+        <w:tc>
+          <w:tcPr>
+            <w:tcW w:type="dxa" w:w="700"/>
+          </w:tcPr>
+          <w:p>
+            <w:pPr>
+              <w:spacing w:after="0"/>
+            </w:pPr>
+            <w:r>
+              <w:rPr>
+                <w:sz w:val="17"/>
+              </w:rPr>
+              <w:t>7</w:t>
+            </w:r>
+          </w:p>
+        </w:tc>
+        <w:tc>
+          <w:tcPr>
+            <w:tcW w:type="dxa" w:w="2100"/>
+          </w:tcPr>
+          <w:p>
+            <w:pPr>
+              <w:spacing w:after="0"/>
+            </w:pPr>
+            <w:r>
+              <w:rPr>
+                <w:sz w:val="17"/>
+              </w:rPr>
+              <w:t>Backend → MySQL</w:t>
+            </w:r>
+          </w:p>
+        </w:tc>
+        <w:tc>
+          <w:tcPr>
+            <w:tcW w:type="dxa" w:w="6200"/>
+          </w:tcPr>
+          <w:p>
+            <w:pPr>
+              <w:spacing w:after="0"/>
+            </w:pPr>
+            <w:r>
+              <w:rPr>
+                <w:sz w:val="17"/>
+              </w:rPr>
+              <w:t>En una transacción verifica que el código exista, no esté vencido ni usado; actualiza password_hash y marca fecha_uso. Si el código no es válido responde 400 y el usuario debe solicitar un enlace nuevo.</w:t>
+            </w:r>
+          </w:p>
+        </w:tc>
+      </w:tr>
+      <w:tr>
+        <w:tc>
+          <w:tcPr>
+            <w:tcW w:type="dxa" w:w="700"/>
+          </w:tcPr>
+          <w:p>
+            <w:pPr>
+              <w:spacing w:after="0"/>
+            </w:pPr>
+            <w:r>
+              <w:rPr>
+                <w:sz w:val="17"/>
+              </w:rPr>
+              <w:t>8</w:t>
+            </w:r>
+          </w:p>
+        </w:tc>
+        <w:tc>
+          <w:tcPr>
+            <w:tcW w:type="dxa" w:w="2100"/>
+          </w:tcPr>
+          <w:p>
+            <w:pPr>
+              <w:spacing w:after="0"/>
+            </w:pPr>
+            <w:r>
+              <w:rPr>
+                <w:sz w:val="17"/>
+              </w:rPr>
+              <w:t>Usuario → Google</w:t>
+            </w:r>
+          </w:p>
+        </w:tc>
+        <w:tc>
+          <w:tcPr>
+            <w:tcW w:type="dxa" w:w="6200"/>
+          </w:tcPr>
+          <w:p>
+            <w:pPr>
+              <w:spacing w:after="0"/>
+            </w:pPr>
+            <w:r>
+              <w:rPr>
+                <w:sz w:val="17"/>
+              </w:rPr>
+              <w:t>Presiona "Continuar con Google"; Google Identity Services autentica al usuario y entrega al frontend un ID token.</w:t>
+            </w:r>
+          </w:p>
+        </w:tc>
+      </w:tr>
+      <w:tr>
+        <w:tc>
+          <w:tcPr>
+            <w:tcW w:type="dxa" w:w="700"/>
+          </w:tcPr>
+          <w:p>
+            <w:pPr>
+              <w:spacing w:after="0"/>
+            </w:pPr>
+            <w:r>
+              <w:rPr>
+                <w:sz w:val="17"/>
+              </w:rPr>
+              <w:t>9</w:t>
+            </w:r>
+          </w:p>
+        </w:tc>
+        <w:tc>
+          <w:tcPr>
+            <w:tcW w:type="dxa" w:w="2100"/>
+          </w:tcPr>
+          <w:p>
+            <w:pPr>
+              <w:spacing w:after="0"/>
+            </w:pPr>
+            <w:r>
+              <w:rPr>
+                <w:sz w:val="17"/>
+              </w:rPr>
+              <w:t>Frontend → Backend</w:t>
+            </w:r>
+          </w:p>
+        </w:tc>
+        <w:tc>
+          <w:tcPr>
+            <w:tcW w:type="dxa" w:w="6200"/>
+          </w:tcPr>
+          <w:p>
+            <w:pPr>
+              <w:spacing w:after="0"/>
+            </w:pPr>
+            <w:r>
+              <w:rPr>
+                <w:sz w:val="17"/>
+              </w:rPr>
+              <w:t>POST /api/auth/google con el ID token (y el rol elegido, si viene desde el registro).</w:t>
+            </w:r>
+          </w:p>
+        </w:tc>
+      </w:tr>
+      <w:tr>
+        <w:tc>
+          <w:tcPr>
+            <w:tcW w:type="dxa" w:w="700"/>
+          </w:tcPr>
+          <w:p>
+            <w:pPr>
+              <w:spacing w:after="0"/>
+            </w:pPr>
+            <w:r>
+              <w:rPr>
+                <w:sz w:val="17"/>
+              </w:rPr>
+              <w:t>10</w:t>
+            </w:r>
+          </w:p>
+        </w:tc>
+        <w:tc>
+          <w:tcPr>
+            <w:tcW w:type="dxa" w:w="2100"/>
+          </w:tcPr>
+          <w:p>
+            <w:pPr>
+              <w:spacing w:after="0"/>
+            </w:pPr>
+            <w:r>
+              <w:rPr>
+                <w:sz w:val="17"/>
+              </w:rPr>
+              <w:t>Backend → Google</w:t>
+            </w:r>
+          </w:p>
+        </w:tc>
+        <w:tc>
+          <w:tcPr>
+            <w:tcW w:type="dxa" w:w="6200"/>
+          </w:tcPr>
+          <w:p>
+            <w:pPr>
+              <w:spacing w:after="0"/>
+            </w:pPr>
+            <w:r>
+              <w:rPr>
+                <w:sz w:val="17"/>
+              </w:rPr>
+              <w:t>Verifica la firma, la audiencia (GOOGLE_CLIENT_ID) y que el correo esté verificado (google-auth-library).</w:t>
+            </w:r>
+          </w:p>
+        </w:tc>
+      </w:tr>
+      <w:tr>
+        <w:tc>
+          <w:tcPr>
+            <w:tcW w:type="dxa" w:w="700"/>
+          </w:tcPr>
+          <w:p>
+            <w:pPr>
+              <w:spacing w:after="0"/>
+            </w:pPr>
+            <w:r>
+              <w:rPr>
+                <w:sz w:val="17"/>
+              </w:rPr>
+              <w:t>11</w:t>
+            </w:r>
+          </w:p>
+        </w:tc>
+        <w:tc>
+          <w:tcPr>
+            <w:tcW w:type="dxa" w:w="2100"/>
+          </w:tcPr>
+          <w:p>
+            <w:pPr>
+              <w:spacing w:after="0"/>
+            </w:pPr>
+            <w:r>
+              <w:rPr>
+                <w:sz w:val="17"/>
+              </w:rPr>
+              <w:t>Backend → MySQL</w:t>
+            </w:r>
+          </w:p>
+        </w:tc>
+        <w:tc>
+          <w:tcPr>
+            <w:tcW w:type="dxa" w:w="6200"/>
+          </w:tcPr>
+          <w:p>
+            <w:pPr>
+              <w:spacing w:after="0"/>
+            </w:pPr>
+            <w:r>
+              <w:rPr>
+                <w:sz w:val="17"/>
+              </w:rPr>
+              <w:t>Busca al usuario por google_id o por correo: si existe, vincula google_id; si no existe, crea el usuario con el rol elegido (usuario por defecto) y su perfil vacío. Responde 200 con el JWT de FitSearch.</w:t>
+            </w:r>
+          </w:p>
+        </w:tc>
+      </w:tr>
+    </w:tbl>
+    <w:p/>
+    <w:p>
+      <w:pPr>
+        <w:jc w:val="center"/>
+      </w:pPr>
+      <w:r>
+        <w:drawing>
+          <wp:inline xmlns:a="http://schemas.openxmlformats.org/drawingml/2006/main" xmlns:pic="http://schemas.openxmlformats.org/drawingml/2006/picture">
+            <wp:extent cx="5760000" cy="3091983"/>
+            <wp:docPr id="903" name="Diagrama 903"/>
+            <wp:cNvGraphicFramePr>
+              <a:graphicFrameLocks noChangeAspect="1"/>
+            </wp:cNvGraphicFramePr>
+            <a:graphic>
+              <a:graphicData uri="http://schemas.openxmlformats.org/drawingml/2006/picture">
+                <pic:pic>
+                  <pic:nvPicPr>
+                    <pic:cNvPr id="904" name="Diagrama 904"/>
+                    <pic:cNvPicPr/>
+                  </pic:nvPicPr>
+                  <pic:blipFill>
+                    <a:blip r:embed="rId19"/>
+                    <a:stretch>
+                      <a:fillRect/>
+                    </a:stretch>
+                  </pic:blipFill>
+                  <pic:spPr>
+                    <a:xfrm>
+                      <a:off x="0" y="0"/>
+                      <a:ext cx="5760000" cy="3091983"/>
+                    </a:xfrm>
+                    <a:prstGeom prst="rect"/>
+                  </pic:spPr>
+                </pic:pic>
+              </a:graphicData>
+            </a:graphic>
+          </wp:inline>
+        </w:drawing>
+      </w:r>
+    </w:p>
+    <w:p>
+      <w:pPr>
+        <w:pStyle w:val="Epgrafe"/>
+        <w:jc w:val="center"/>
+        <w:rPr>
+          <w:i/>
+          <w:iCs/>
+          <w:lang w:val="es-ES"/>
+        </w:rPr>
+      </w:pPr>
+      <w:r>
+        <w:rPr>
+          <w:i w:val="0"/>
+        </w:rPr>
+        <w:t>Ilustración 8: Diagrama de secuencia de la recuperación de contraseña (FS-HU-15)</w:t>
+      </w:r>
+    </w:p>
+    <w:p/>
+    <w:p>
+      <w:pPr>
         <w:pStyle w:val="EstiloTtulo1VerdanaJustificado"/>
         <w:numPr>
           <w:ilvl w:val="0"/>
@@ -16668,7 +19982,7 @@
         <w:rPr>
           <w:i w:val="0"/>
         </w:rPr>
-        <w:t>La vista de desarrollo describe la organización del código fuente en el repositorio. El frontend y el backend son proyectos independientes que se comunican solo a través de la API REST (JSON); la carpeta shared contiene constantes y utilidades comunes.</w:t>
+        <w:t>La vista de desarrollo describe la organización del código fuente en el repositorio. El frontend y el backend son proyectos independientes que se comunican solo a través de la API REST (JSON); la carpeta shared contiene constantes y utilidades comunes. Se representa con un diagrama de componentes UML: cada módulo es un componente, el Router provee la interfaz API REST que requiere el Cliente API del frontend y las bibliotecas de terceros se marcan como «library». Por indicación del docente, el código se ubica en la carpeta "FASE 2/Evidencias Proyecto/Evidencias de sistema" del repositorio; las carpetas de la tabla siguiente son relativas a esa ubicación.</w:t>
       </w:r>
     </w:p>
     <w:p>
@@ -16678,7 +19992,7 @@
       <w:r>
         <w:drawing>
           <wp:inline xmlns:a="http://schemas.openxmlformats.org/drawingml/2006/main" xmlns:pic="http://schemas.openxmlformats.org/drawingml/2006/picture">
-            <wp:extent cx="4680000" cy="3295578"/>
+            <wp:extent cx="5760000" cy="3218461"/>
             <wp:docPr id="7" name="Picture 7"/>
             <wp:cNvGraphicFramePr>
               <a:graphicFrameLocks noChangeAspect="1"/>
@@ -16699,7 +20013,7 @@
                   <pic:spPr>
                     <a:xfrm>
                       <a:off x="0" y="0"/>
-                      <a:ext cx="4680000" cy="3295578"/>
+                      <a:ext cx="5760000" cy="3218461"/>
                     </a:xfrm>
                     <a:prstGeom prst="rect"/>
                   </pic:spPr>
@@ -16724,7 +20038,7 @@
         <w:rPr>
           <w:i w:val="0"/>
         </w:rPr>
-        <w:t>Ilustración 5: Vista de desarrollo (organización de módulos)</w:t>
+        <w:t>Ilustración 9: Vista de desarrollo: diagrama de componentes UML</w:t>
       </w:r>
     </w:p>
     <w:tbl>
@@ -17461,7 +20775,7 @@
         <w:rPr>
           <w:i w:val="0"/>
         </w:rPr>
-        <w:t>La solución se despliega en un único host con Docker que ejecuta tres contenedores orquestados con docker-compose. El backend es el único contenedor que se conecta a la base de datos y a los servicios externos.</w:t>
+        <w:t>La solución se despliega en un único host con Docker que ejecuta tres contenedores orquestados con docker-compose. El backend es el único contenedor que se conecta a la base de datos y a los servicios externos, salvo Google Maps JavaScript y Google Identity Services, que se cargan directamente en el navegador. El diagrama de despliegue UML muestra los nodos («device» y «executionEnvironment»), los artefactos desplegados en cada contenedor y las rutas de comunicación con su protocolo.</w:t>
       </w:r>
     </w:p>
     <w:p>
@@ -17471,7 +20785,7 @@
       <w:r>
         <w:drawing>
           <wp:inline xmlns:a="http://schemas.openxmlformats.org/drawingml/2006/main" xmlns:pic="http://schemas.openxmlformats.org/drawingml/2006/picture">
-            <wp:extent cx="5040000" cy="3046652"/>
+            <wp:extent cx="5760000" cy="3653831"/>
             <wp:docPr id="8" name="Picture 8"/>
             <wp:cNvGraphicFramePr>
               <a:graphicFrameLocks noChangeAspect="1"/>
@@ -17492,7 +20806,7 @@
                   <pic:spPr>
                     <a:xfrm>
                       <a:off x="0" y="0"/>
-                      <a:ext cx="5040000" cy="3046652"/>
+                      <a:ext cx="5760000" cy="3653831"/>
                     </a:xfrm>
                     <a:prstGeom prst="rect"/>
                   </pic:spPr>
@@ -17517,7 +20831,7 @@
         <w:rPr>
           <w:i w:val="0"/>
         </w:rPr>
-        <w:t>Ilustración 6: Vista física de despliegue</w:t>
+        <w:t>Ilustración 10: Vista física: diagrama de despliegue UML</w:t>
       </w:r>
     </w:p>
     <w:p>
@@ -18033,6 +21347,140 @@
           </w:p>
         </w:tc>
       </w:tr>
+      <w:tr>
+        <w:tc>
+          <w:tcPr>
+            <w:tcW w:type="dxa" w:w="2000"/>
+          </w:tcPr>
+          <w:p>
+            <w:pPr>
+              <w:spacing w:after="0"/>
+            </w:pPr>
+            <w:r>
+              <w:rPr>
+                <w:b/>
+                <w:sz w:val="17"/>
+              </w:rPr>
+              <w:t>Google Identity Services</w:t>
+            </w:r>
+          </w:p>
+        </w:tc>
+        <w:tc>
+          <w:tcPr>
+            <w:tcW w:type="dxa" w:w="2000"/>
+          </w:tcPr>
+          <w:p>
+            <w:pPr>
+              <w:spacing w:after="0"/>
+            </w:pPr>
+            <w:r>
+              <w:rPr>
+                <w:sz w:val="17"/>
+              </w:rPr>
+              <w:t>Servicio externo (Google)</w:t>
+            </w:r>
+          </w:p>
+        </w:tc>
+        <w:tc>
+          <w:tcPr>
+            <w:tcW w:type="dxa" w:w="3500"/>
+          </w:tcPr>
+          <w:p>
+            <w:pPr>
+              <w:spacing w:after="0"/>
+            </w:pPr>
+            <w:r>
+              <w:rPr>
+                <w:sz w:val="17"/>
+              </w:rPr>
+              <w:t>Botón "Continuar con Google" y emisión del ID token que valida el backend.</w:t>
+            </w:r>
+          </w:p>
+        </w:tc>
+        <w:tc>
+          <w:tcPr>
+            <w:tcW w:type="dxa" w:w="1500"/>
+          </w:tcPr>
+          <w:p>
+            <w:pPr>
+              <w:spacing w:after="0"/>
+            </w:pPr>
+            <w:r>
+              <w:rPr>
+                <w:sz w:val="17"/>
+              </w:rPr>
+              <w:t>443</w:t>
+            </w:r>
+          </w:p>
+        </w:tc>
+      </w:tr>
+      <w:tr>
+        <w:tc>
+          <w:tcPr>
+            <w:tcW w:type="dxa" w:w="2000"/>
+          </w:tcPr>
+          <w:p>
+            <w:pPr>
+              <w:spacing w:after="0"/>
+            </w:pPr>
+            <w:r>
+              <w:rPr>
+                <w:b/>
+                <w:sz w:val="17"/>
+              </w:rPr>
+              <w:t>Servidor SMTP (Gmail)</w:t>
+            </w:r>
+          </w:p>
+        </w:tc>
+        <w:tc>
+          <w:tcPr>
+            <w:tcW w:type="dxa" w:w="2000"/>
+          </w:tcPr>
+          <w:p>
+            <w:pPr>
+              <w:spacing w:after="0"/>
+            </w:pPr>
+            <w:r>
+              <w:rPr>
+                <w:sz w:val="17"/>
+              </w:rPr>
+              <w:t>Servicio externo</w:t>
+            </w:r>
+          </w:p>
+        </w:tc>
+        <w:tc>
+          <w:tcPr>
+            <w:tcW w:type="dxa" w:w="3500"/>
+          </w:tcPr>
+          <w:p>
+            <w:pPr>
+              <w:spacing w:after="0"/>
+            </w:pPr>
+            <w:r>
+              <w:rPr>
+                <w:sz w:val="17"/>
+              </w:rPr>
+              <w:t>Envío de los correos de recuperación de contraseña.</w:t>
+            </w:r>
+          </w:p>
+        </w:tc>
+        <w:tc>
+          <w:tcPr>
+            <w:tcW w:type="dxa" w:w="1500"/>
+          </w:tcPr>
+          <w:p>
+            <w:pPr>
+              <w:spacing w:after="0"/>
+            </w:pPr>
+            <w:r>
+              <w:rPr>
+                <w:sz w:val="17"/>
+              </w:rPr>
+              <w:t>465 / 587</w:t>
+            </w:r>
+          </w:p>
+        </w:tc>
+      </w:tr>
     </w:tbl>
     <w:p/>
     <w:p>
@@ -18604,6 +22052,204 @@
                 <w:sz w:val="17"/>
               </w:rPr>
               <w:t>Renderizado del mapa; clave de navegador restringida por dominio.</w:t>
+            </w:r>
+          </w:p>
+        </w:tc>
+      </w:tr>
+      <w:tr>
+        <w:tc>
+          <w:tcPr>
+            <w:tcW w:type="dxa" w:w="1700"/>
+          </w:tcPr>
+          <w:p>
+            <w:pPr>
+              <w:spacing w:after="0"/>
+            </w:pPr>
+            <w:r>
+              <w:rPr>
+                <w:sz w:val="17"/>
+              </w:rPr>
+              <w:t>Navegador</w:t>
+            </w:r>
+          </w:p>
+        </w:tc>
+        <w:tc>
+          <w:tcPr>
+            <w:tcW w:type="dxa" w:w="2500"/>
+          </w:tcPr>
+          <w:p>
+            <w:pPr>
+              <w:spacing w:after="0"/>
+            </w:pPr>
+            <w:r>
+              <w:rPr>
+                <w:sz w:val="17"/>
+              </w:rPr>
+              <w:t>Google Identity Services</w:t>
+            </w:r>
+          </w:p>
+        </w:tc>
+        <w:tc>
+          <w:tcPr>
+            <w:tcW w:type="dxa" w:w="2100"/>
+          </w:tcPr>
+          <w:p>
+            <w:pPr>
+              <w:spacing w:after="0"/>
+            </w:pPr>
+            <w:r>
+              <w:rPr>
+                <w:sz w:val="17"/>
+              </w:rPr>
+              <w:t>HTTPS</w:t>
+            </w:r>
+          </w:p>
+        </w:tc>
+        <w:tc>
+          <w:tcPr>
+            <w:tcW w:type="dxa" w:w="2700"/>
+          </w:tcPr>
+          <w:p>
+            <w:pPr>
+              <w:spacing w:after="0"/>
+            </w:pPr>
+            <w:r>
+              <w:rPr>
+                <w:sz w:val="17"/>
+              </w:rPr>
+              <w:t>Inicio de sesión con Google; entrega un ID token (JWT firmado por Google).</w:t>
+            </w:r>
+          </w:p>
+        </w:tc>
+      </w:tr>
+      <w:tr>
+        <w:tc>
+          <w:tcPr>
+            <w:tcW w:type="dxa" w:w="1700"/>
+          </w:tcPr>
+          <w:p>
+            <w:pPr>
+              <w:spacing w:after="0"/>
+            </w:pPr>
+            <w:r>
+              <w:rPr>
+                <w:sz w:val="17"/>
+              </w:rPr>
+              <w:t>Backend</w:t>
+            </w:r>
+          </w:p>
+        </w:tc>
+        <w:tc>
+          <w:tcPr>
+            <w:tcW w:type="dxa" w:w="2500"/>
+          </w:tcPr>
+          <w:p>
+            <w:pPr>
+              <w:spacing w:after="0"/>
+            </w:pPr>
+            <w:r>
+              <w:rPr>
+                <w:sz w:val="17"/>
+              </w:rPr>
+              <w:t>Google (certificados públicos)</w:t>
+            </w:r>
+          </w:p>
+        </w:tc>
+        <w:tc>
+          <w:tcPr>
+            <w:tcW w:type="dxa" w:w="2100"/>
+          </w:tcPr>
+          <w:p>
+            <w:pPr>
+              <w:spacing w:after="0"/>
+            </w:pPr>
+            <w:r>
+              <w:rPr>
+                <w:sz w:val="17"/>
+              </w:rPr>
+              <w:t>HTTPS</w:t>
+            </w:r>
+          </w:p>
+        </w:tc>
+        <w:tc>
+          <w:tcPr>
+            <w:tcW w:type="dxa" w:w="2700"/>
+          </w:tcPr>
+          <w:p>
+            <w:pPr>
+              <w:spacing w:after="0"/>
+            </w:pPr>
+            <w:r>
+              <w:rPr>
+                <w:sz w:val="17"/>
+              </w:rPr>
+              <w:t>Verificación de la firma del ID token con google-auth-library.</w:t>
+            </w:r>
+          </w:p>
+        </w:tc>
+      </w:tr>
+      <w:tr>
+        <w:tc>
+          <w:tcPr>
+            <w:tcW w:type="dxa" w:w="1700"/>
+          </w:tcPr>
+          <w:p>
+            <w:pPr>
+              <w:spacing w:after="0"/>
+            </w:pPr>
+            <w:r>
+              <w:rPr>
+                <w:sz w:val="17"/>
+              </w:rPr>
+              <w:t>Backend</w:t>
+            </w:r>
+          </w:p>
+        </w:tc>
+        <w:tc>
+          <w:tcPr>
+            <w:tcW w:type="dxa" w:w="2500"/>
+          </w:tcPr>
+          <w:p>
+            <w:pPr>
+              <w:spacing w:after="0"/>
+            </w:pPr>
+            <w:r>
+              <w:rPr>
+                <w:sz w:val="17"/>
+              </w:rPr>
+              <w:t>Servidor SMTP (Gmail)</w:t>
+            </w:r>
+          </w:p>
+        </w:tc>
+        <w:tc>
+          <w:tcPr>
+            <w:tcW w:type="dxa" w:w="2100"/>
+          </w:tcPr>
+          <w:p>
+            <w:pPr>
+              <w:spacing w:after="0"/>
+            </w:pPr>
+            <w:r>
+              <w:rPr>
+                <w:sz w:val="17"/>
+              </w:rPr>
+              <w:t>SMTP con TLS</w:t>
+            </w:r>
+          </w:p>
+        </w:tc>
+        <w:tc>
+          <w:tcPr>
+            <w:tcW w:type="dxa" w:w="2700"/>
+          </w:tcPr>
+          <w:p>
+            <w:pPr>
+              <w:spacing w:after="0"/>
+            </w:pPr>
+            <w:r>
+              <w:rPr>
+                <w:sz w:val="17"/>
+              </w:rPr>
+              <w:t>Correo de recuperación; usuario y contraseña de aplicación solo en variables de entorno del backend.</w:t>
             </w:r>
           </w:p>
         </w:tc>
@@ -18803,7 +22449,7 @@
                 <w:b/>
                 <w:sz w:val="17"/>
               </w:rPr>
-              <w:t>CU-01 Registro y sesión</w:t>
+              <w:t>CU-01 Registro, sesión y recuperación</w:t>
             </w:r>
           </w:p>
         </w:tc>
@@ -18819,7 +22465,7 @@
               <w:rPr>
                 <w:sz w:val="17"/>
               </w:rPr>
-              <w:t>roles, usuarios</w:t>
+              <w:t>roles, usuarios, tokens_recuperacion</w:t>
             </w:r>
           </w:p>
         </w:tc>
@@ -18851,7 +22497,7 @@
               <w:rPr>
                 <w:sz w:val="17"/>
               </w:rPr>
-              <w:t>Navegador, Frontend, Backend, MySQL</w:t>
+              <w:t>Navegador, Frontend, Backend, MySQL, Google Identity Services, servidor SMTP</w:t>
             </w:r>
           </w:p>
         </w:tc>
@@ -18867,7 +22513,7 @@
               <w:rPr>
                 <w:sz w:val="17"/>
               </w:rPr>
-              <w:t>1</w:t>
+              <w:t>1 y 2</w:t>
             </w:r>
           </w:p>
         </w:tc>
@@ -18902,7 +22548,7 @@
               <w:rPr>
                 <w:sz w:val="17"/>
               </w:rPr>
-              <w:t>perfiles_usuario</w:t>
+              <w:t>perfiles_usuario, informacion_salud</w:t>
             </w:r>
           </w:p>
         </w:tc>
@@ -18950,7 +22596,7 @@
               <w:rPr>
                 <w:sz w:val="17"/>
               </w:rPr>
-              <w:t>1</w:t>
+              <w:t>1 y 2</w:t>
             </w:r>
           </w:p>
         </w:tc>
@@ -20531,6 +24177,402 @@
           </w:p>
         </w:tc>
       </w:tr>
+      <w:tr>
+        <w:tc>
+          <w:tcPr>
+            <w:tcW w:type="dxa" w:w="600"/>
+          </w:tcPr>
+          <w:p>
+            <w:pPr>
+              <w:spacing w:after="0"/>
+            </w:pPr>
+            <w:r>
+              <w:rPr>
+                <w:sz w:val="17"/>
+              </w:rPr>
+              <w:t>D14</w:t>
+            </w:r>
+          </w:p>
+        </w:tc>
+        <w:tc>
+          <w:tcPr>
+            <w:tcW w:type="dxa" w:w="2400"/>
+          </w:tcPr>
+          <w:p>
+            <w:pPr>
+              <w:spacing w:after="0"/>
+            </w:pPr>
+            <w:r>
+              <w:rPr>
+                <w:sz w:val="17"/>
+              </w:rPr>
+              <w:t>Envío de correos con Nodemailer sobre SMTP (cuenta Gmail del proyecto con contraseña de aplicación)</w:t>
+            </w:r>
+          </w:p>
+        </w:tc>
+        <w:tc>
+          <w:tcPr>
+            <w:tcW w:type="dxa" w:w="2400"/>
+          </w:tcPr>
+          <w:p>
+            <w:pPr>
+              <w:spacing w:after="0"/>
+            </w:pPr>
+            <w:r>
+              <w:rPr>
+                <w:sz w:val="17"/>
+              </w:rPr>
+              <w:t>Servicios transaccionales (SendGrid, Resend, Amazon SES)</w:t>
+            </w:r>
+          </w:p>
+        </w:tc>
+        <w:tc>
+          <w:tcPr>
+            <w:tcW w:type="dxa" w:w="3600"/>
+          </w:tcPr>
+          <w:p>
+            <w:pPr>
+              <w:spacing w:after="0"/>
+            </w:pPr>
+            <w:r>
+              <w:rPr>
+                <w:sz w:val="17"/>
+              </w:rPr>
+              <w:t>Sin costo, sin dominio propio ni cuenta adicional y suficiente para el volumen del proyecto; el proveedor SMTP se cambia solo con variables de entorno.</w:t>
+            </w:r>
+          </w:p>
+        </w:tc>
+      </w:tr>
+      <w:tr>
+        <w:tc>
+          <w:tcPr>
+            <w:tcW w:type="dxa" w:w="600"/>
+          </w:tcPr>
+          <w:p>
+            <w:pPr>
+              <w:spacing w:after="0"/>
+            </w:pPr>
+            <w:r>
+              <w:rPr>
+                <w:sz w:val="17"/>
+              </w:rPr>
+              <w:t>D15</w:t>
+            </w:r>
+          </w:p>
+        </w:tc>
+        <w:tc>
+          <w:tcPr>
+            <w:tcW w:type="dxa" w:w="2400"/>
+          </w:tcPr>
+          <w:p>
+            <w:pPr>
+              <w:spacing w:after="0"/>
+            </w:pPr>
+            <w:r>
+              <w:rPr>
+                <w:sz w:val="17"/>
+              </w:rPr>
+              <w:t>Acceso con Google mediante Google Identity Services y verificación del ID token en el backend (google-auth-library)</w:t>
+            </w:r>
+          </w:p>
+        </w:tc>
+        <w:tc>
+          <w:tcPr>
+            <w:tcW w:type="dxa" w:w="2400"/>
+          </w:tcPr>
+          <w:p>
+            <w:pPr>
+              <w:spacing w:after="0"/>
+            </w:pPr>
+            <w:r>
+              <w:rPr>
+                <w:sz w:val="17"/>
+              </w:rPr>
+              <w:t>Passport.js con redirección OAuth y sesiones; Firebase Authentication</w:t>
+            </w:r>
+          </w:p>
+        </w:tc>
+        <w:tc>
+          <w:tcPr>
+            <w:tcW w:type="dxa" w:w="3600"/>
+          </w:tcPr>
+          <w:p>
+            <w:pPr>
+              <w:spacing w:after="0"/>
+            </w:pPr>
+            <w:r>
+              <w:rPr>
+                <w:sz w:val="17"/>
+              </w:rPr>
+              <w:t>El backend sigue emitiendo su propio JWT (D6), sin sesiones en el servidor ni un segundo proveedor de usuarios; solo se agrega un endpoint.</w:t>
+            </w:r>
+          </w:p>
+        </w:tc>
+      </w:tr>
+      <w:tr>
+        <w:tc>
+          <w:tcPr>
+            <w:tcW w:type="dxa" w:w="600"/>
+          </w:tcPr>
+          <w:p>
+            <w:pPr>
+              <w:spacing w:after="0"/>
+            </w:pPr>
+            <w:r>
+              <w:rPr>
+                <w:sz w:val="17"/>
+              </w:rPr>
+              <w:t>D16</w:t>
+            </w:r>
+          </w:p>
+        </w:tc>
+        <w:tc>
+          <w:tcPr>
+            <w:tcW w:type="dxa" w:w="2400"/>
+          </w:tcPr>
+          <w:p>
+            <w:pPr>
+              <w:spacing w:after="0"/>
+            </w:pPr>
+            <w:r>
+              <w:rPr>
+                <w:sz w:val="17"/>
+              </w:rPr>
+              <w:t>Código de recuperación aleatorio guardado como hash SHA-256, con vencimiento de 60 minutos y de un solo uso</w:t>
+            </w:r>
+          </w:p>
+        </w:tc>
+        <w:tc>
+          <w:tcPr>
+            <w:tcW w:type="dxa" w:w="2400"/>
+          </w:tcPr>
+          <w:p>
+            <w:pPr>
+              <w:spacing w:after="0"/>
+            </w:pPr>
+            <w:r>
+              <w:rPr>
+                <w:sz w:val="17"/>
+              </w:rPr>
+              <w:t>Enlace con un JWT firmado; guardar el código en texto plano</w:t>
+            </w:r>
+          </w:p>
+        </w:tc>
+        <w:tc>
+          <w:tcPr>
+            <w:tcW w:type="dxa" w:w="3600"/>
+          </w:tcPr>
+          <w:p>
+            <w:pPr>
+              <w:spacing w:after="0"/>
+            </w:pPr>
+            <w:r>
+              <w:rPr>
+                <w:sz w:val="17"/>
+              </w:rPr>
+              <w:t>Se puede invalidar después de usarlo y, si se filtra la base de datos, los códigos guardados no sirven (QS6).</w:t>
+            </w:r>
+          </w:p>
+        </w:tc>
+      </w:tr>
+      <w:tr>
+        <w:tc>
+          <w:tcPr>
+            <w:tcW w:type="dxa" w:w="600"/>
+          </w:tcPr>
+          <w:p>
+            <w:pPr>
+              <w:spacing w:after="0"/>
+            </w:pPr>
+            <w:r>
+              <w:rPr>
+                <w:sz w:val="17"/>
+              </w:rPr>
+              <w:t>D17</w:t>
+            </w:r>
+          </w:p>
+        </w:tc>
+        <w:tc>
+          <w:tcPr>
+            <w:tcW w:type="dxa" w:w="2400"/>
+          </w:tcPr>
+          <w:p>
+            <w:pPr>
+              <w:spacing w:after="0"/>
+            </w:pPr>
+            <w:r>
+              <w:rPr>
+                <w:sz w:val="17"/>
+              </w:rPr>
+              <w:t>"Recordarme": JWT de 30 días guardado en localStorage; sin marcar, JWT de 8 horas en sessionStorage</w:t>
+            </w:r>
+          </w:p>
+        </w:tc>
+        <w:tc>
+          <w:tcPr>
+            <w:tcW w:type="dxa" w:w="2400"/>
+          </w:tcPr>
+          <w:p>
+            <w:pPr>
+              <w:spacing w:after="0"/>
+            </w:pPr>
+            <w:r>
+              <w:rPr>
+                <w:sz w:val="17"/>
+              </w:rPr>
+              <w:t>Tokens de actualización (refresh tokens) en cookies</w:t>
+            </w:r>
+          </w:p>
+        </w:tc>
+        <w:tc>
+          <w:tcPr>
+            <w:tcW w:type="dxa" w:w="3600"/>
+          </w:tcPr>
+          <w:p>
+            <w:pPr>
+              <w:spacing w:after="0"/>
+            </w:pPr>
+            <w:r>
+              <w:rPr>
+                <w:sz w:val="17"/>
+              </w:rPr>
+              <w:t>Cumple la necesidad del usuario sin agregar tablas ni endpoints; el cierre de sesión descarta el token en ambos casos.</w:t>
+            </w:r>
+          </w:p>
+        </w:tc>
+      </w:tr>
+      <w:tr>
+        <w:tc>
+          <w:tcPr>
+            <w:tcW w:type="dxa" w:w="600"/>
+          </w:tcPr>
+          <w:p>
+            <w:pPr>
+              <w:spacing w:after="0"/>
+            </w:pPr>
+            <w:r>
+              <w:rPr>
+                <w:sz w:val="17"/>
+              </w:rPr>
+              <w:t>D18</w:t>
+            </w:r>
+          </w:p>
+        </w:tc>
+        <w:tc>
+          <w:tcPr>
+            <w:tcW w:type="dxa" w:w="2400"/>
+          </w:tcPr>
+          <w:p>
+            <w:pPr>
+              <w:spacing w:after="0"/>
+            </w:pPr>
+            <w:r>
+              <w:rPr>
+                <w:sz w:val="17"/>
+              </w:rPr>
+              <w:t>Información de salud en una tabla separada (informacion_salud) con listas JSON de valores de catálogo, sin texto libre</w:t>
+            </w:r>
+          </w:p>
+        </w:tc>
+        <w:tc>
+          <w:tcPr>
+            <w:tcW w:type="dxa" w:w="2400"/>
+          </w:tcPr>
+          <w:p>
+            <w:pPr>
+              <w:spacing w:after="0"/>
+            </w:pPr>
+            <w:r>
+              <w:rPr>
+                <w:sz w:val="17"/>
+              </w:rPr>
+              <w:t>Tablas intermedias por cada lista; campos de texto libre; guardarla en perfiles_usuario</w:t>
+            </w:r>
+          </w:p>
+        </w:tc>
+        <w:tc>
+          <w:tcPr>
+            <w:tcW w:type="dxa" w:w="3600"/>
+          </w:tcPr>
+          <w:p>
+            <w:pPr>
+              <w:spacing w:after="0"/>
+            </w:pPr>
+            <w:r>
+              <w:rPr>
+                <w:sz w:val="17"/>
+              </w:rPr>
+              <w:t>Los catálogos son pequeños y fijos (shared/reglas.json) y el backend valida cada valor; separar la tabla aísla el dato sensible y facilita eliminarlo, y sin texto libre se aplica la minimización de datos (QS7).</w:t>
+            </w:r>
+          </w:p>
+        </w:tc>
+      </w:tr>
+      <w:tr>
+        <w:tc>
+          <w:tcPr>
+            <w:tcW w:type="dxa" w:w="600"/>
+          </w:tcPr>
+          <w:p>
+            <w:pPr>
+              <w:spacing w:after="0"/>
+            </w:pPr>
+            <w:r>
+              <w:rPr>
+                <w:sz w:val="17"/>
+              </w:rPr>
+              <w:t>D19</w:t>
+            </w:r>
+          </w:p>
+        </w:tc>
+        <w:tc>
+          <w:tcPr>
+            <w:tcW w:type="dxa" w:w="2400"/>
+          </w:tcPr>
+          <w:p>
+            <w:pPr>
+              <w:spacing w:after="0"/>
+            </w:pPr>
+            <w:r>
+              <w:rPr>
+                <w:sz w:val="17"/>
+              </w:rPr>
+              <w:t>Asistente de perfil de 4 pasos que guarda cada paso por separado</w:t>
+            </w:r>
+          </w:p>
+        </w:tc>
+        <w:tc>
+          <w:tcPr>
+            <w:tcW w:type="dxa" w:w="2400"/>
+          </w:tcPr>
+          <w:p>
+            <w:pPr>
+              <w:spacing w:after="0"/>
+            </w:pPr>
+            <w:r>
+              <w:rPr>
+                <w:sz w:val="17"/>
+              </w:rPr>
+              <w:t>Un solo formulario largo; guardar todo al final</w:t>
+            </w:r>
+          </w:p>
+        </w:tc>
+        <w:tc>
+          <w:tcPr>
+            <w:tcW w:type="dxa" w:w="3600"/>
+          </w:tcPr>
+          <w:p>
+            <w:pPr>
+              <w:spacing w:after="0"/>
+            </w:pPr>
+            <w:r>
+              <w:rPr>
+                <w:sz w:val="17"/>
+              </w:rPr>
+              <w:t>No se pierde lo avanzado si el usuario sale, los formularios son cortos en el celular y cada historia tiene su propio endpoint y pruebas.</w:t>
+            </w:r>
+          </w:p>
+        </w:tc>
+      </w:tr>
     </w:tbl>
     <w:p/>
     <w:p>
@@ -20866,7 +24908,7 @@
                 <w:b/>
                 <w:sz w:val="17"/>
               </w:rPr>
-              <w:t>helmet, express-validator, React Router</w:t>
+              <w:t>Nodemailer</w:t>
             </w:r>
           </w:p>
         </w:tc>
@@ -20898,7 +24940,7 @@
               <w:rPr>
                 <w:sz w:val="17"/>
               </w:rPr>
-              <w:t>Cabeceras HTTP de seguridad, validación de entradas y navegación del frontend.</w:t>
+              <w:t>Envío de correos por SMTP (recuperación de contraseña).</w:t>
             </w:r>
           </w:p>
         </w:tc>
@@ -20917,7 +24959,7 @@
                 <w:b/>
                 <w:sz w:val="17"/>
               </w:rPr>
-              <w:t>SDK de Anthropic</w:t>
+              <w:t>google-auth-library, Google Identity Services</w:t>
             </w:r>
           </w:p>
         </w:tc>
@@ -20933,7 +24975,7 @@
               <w:rPr>
                 <w:sz w:val="17"/>
               </w:rPr>
-              <w:t>Reutilizado (biblioteca)</w:t>
+              <w:t>Reutilizado (biblioteca y servicio externo)</w:t>
             </w:r>
           </w:p>
         </w:tc>
@@ -20949,7 +24991,7 @@
               <w:rPr>
                 <w:sz w:val="17"/>
               </w:rPr>
-              <w:t>Cliente de la API de Claude.</w:t>
+              <w:t>Botón "Continuar con Google" y verificación del ID token en el backend.</w:t>
             </w:r>
           </w:p>
         </w:tc>
@@ -20968,7 +25010,7 @@
                 <w:b/>
                 <w:sz w:val="17"/>
               </w:rPr>
-              <w:t>Google Maps Platform</w:t>
+              <w:t>helmet, express-validator, React Router</w:t>
             </w:r>
           </w:p>
         </w:tc>
@@ -20984,7 +25026,7 @@
               <w:rPr>
                 <w:sz w:val="17"/>
               </w:rPr>
-              <w:t>Reutilizado (servicio externo)</w:t>
+              <w:t>Reutilizado (biblioteca)</w:t>
             </w:r>
           </w:p>
         </w:tc>
@@ -21000,7 +25042,7 @@
               <w:rPr>
                 <w:sz w:val="17"/>
               </w:rPr>
-              <w:t>Mapas, geocodificación y búsqueda de lugares.</w:t>
+              <w:t>Cabeceras HTTP de seguridad, validación de entradas y navegación del frontend.</w:t>
             </w:r>
           </w:p>
         </w:tc>
@@ -21019,7 +25061,7 @@
                 <w:b/>
                 <w:sz w:val="17"/>
               </w:rPr>
-              <w:t>Jest, Supertest, Vitest, Testing Library</w:t>
+              <w:t>SDK de Anthropic</w:t>
             </w:r>
           </w:p>
         </w:tc>
@@ -21035,7 +25077,7 @@
               <w:rPr>
                 <w:sz w:val="17"/>
               </w:rPr>
-              <w:t>Reutilizado (herramienta)</w:t>
+              <w:t>Reutilizado (biblioteca)</w:t>
             </w:r>
           </w:p>
         </w:tc>
@@ -21051,7 +25093,7 @@
               <w:rPr>
                 <w:sz w:val="17"/>
               </w:rPr>
-              <w:t>Pruebas unitarias y de integración (backend: Jest y Supertest; frontend: Vitest y Testing Library).</w:t>
+              <w:t>Cliente de la API de Claude.</w:t>
             </w:r>
           </w:p>
         </w:tc>
@@ -21070,7 +25112,7 @@
                 <w:b/>
                 <w:sz w:val="17"/>
               </w:rPr>
-              <w:t>Imágenes oficiales de Docker (Node.js, Nginx, MySQL)</w:t>
+              <w:t>Google Maps Platform</w:t>
             </w:r>
           </w:p>
         </w:tc>
@@ -21086,7 +25128,7 @@
               <w:rPr>
                 <w:sz w:val="17"/>
               </w:rPr>
-              <w:t>Reutilizado (infraestructura)</w:t>
+              <w:t>Reutilizado (servicio externo)</w:t>
             </w:r>
           </w:p>
         </w:tc>
@@ -21102,7 +25144,7 @@
               <w:rPr>
                 <w:sz w:val="17"/>
               </w:rPr>
-              <w:t>Base de los tres contenedores.</w:t>
+              <w:t>Mapas, geocodificación y búsqueda de lugares.</w:t>
             </w:r>
           </w:p>
         </w:tc>
@@ -21121,6 +25163,108 @@
                 <w:b/>
                 <w:sz w:val="17"/>
               </w:rPr>
+              <w:t>Jest, Supertest, Vitest, Testing Library</w:t>
+            </w:r>
+          </w:p>
+        </w:tc>
+        <w:tc>
+          <w:tcPr>
+            <w:tcW w:type="dxa" w:w="2200"/>
+          </w:tcPr>
+          <w:p>
+            <w:pPr>
+              <w:spacing w:after="0"/>
+            </w:pPr>
+            <w:r>
+              <w:rPr>
+                <w:sz w:val="17"/>
+              </w:rPr>
+              <w:t>Reutilizado (herramienta)</w:t>
+            </w:r>
+          </w:p>
+        </w:tc>
+        <w:tc>
+          <w:tcPr>
+            <w:tcW w:type="dxa" w:w="3800"/>
+          </w:tcPr>
+          <w:p>
+            <w:pPr>
+              <w:spacing w:after="0"/>
+            </w:pPr>
+            <w:r>
+              <w:rPr>
+                <w:sz w:val="17"/>
+              </w:rPr>
+              <w:t>Pruebas unitarias y de integración (backend: Jest y Supertest; frontend: Vitest y Testing Library).</w:t>
+            </w:r>
+          </w:p>
+        </w:tc>
+      </w:tr>
+      <w:tr>
+        <w:tc>
+          <w:tcPr>
+            <w:tcW w:type="dxa" w:w="3000"/>
+          </w:tcPr>
+          <w:p>
+            <w:pPr>
+              <w:spacing w:after="0"/>
+            </w:pPr>
+            <w:r>
+              <w:rPr>
+                <w:b/>
+                <w:sz w:val="17"/>
+              </w:rPr>
+              <w:t>Imágenes oficiales de Docker (Node.js, Nginx, MySQL)</w:t>
+            </w:r>
+          </w:p>
+        </w:tc>
+        <w:tc>
+          <w:tcPr>
+            <w:tcW w:type="dxa" w:w="2200"/>
+          </w:tcPr>
+          <w:p>
+            <w:pPr>
+              <w:spacing w:after="0"/>
+            </w:pPr>
+            <w:r>
+              <w:rPr>
+                <w:sz w:val="17"/>
+              </w:rPr>
+              <w:t>Reutilizado (infraestructura)</w:t>
+            </w:r>
+          </w:p>
+        </w:tc>
+        <w:tc>
+          <w:tcPr>
+            <w:tcW w:type="dxa" w:w="3800"/>
+          </w:tcPr>
+          <w:p>
+            <w:pPr>
+              <w:spacing w:after="0"/>
+            </w:pPr>
+            <w:r>
+              <w:rPr>
+                <w:sz w:val="17"/>
+              </w:rPr>
+              <w:t>Base de los tres contenedores.</w:t>
+            </w:r>
+          </w:p>
+        </w:tc>
+      </w:tr>
+      <w:tr>
+        <w:tc>
+          <w:tcPr>
+            <w:tcW w:type="dxa" w:w="3000"/>
+          </w:tcPr>
+          <w:p>
+            <w:pPr>
+              <w:spacing w:after="0"/>
+            </w:pPr>
+            <w:r>
+              <w:rPr>
+                <w:b/>
+                <w:sz w:val="17"/>
+              </w:rPr>
               <w:t>Módulo de autenticación y control por rol</w:t>
             </w:r>
           </w:p>
@@ -21153,7 +25297,7 @@
               <w:rPr>
                 <w:sz w:val="17"/>
               </w:rPr>
-              <w:t>Registro, login, logout y middlewares de JWT y rol.</w:t>
+              <w:t>Registro con rol, login, logout, "Recordarme", acceso con Google, recuperación de contraseña por correo y middlewares de JWT y rol.</w:t>
             </w:r>
           </w:p>
         </w:tc>

--- a/FASE 2/Evidencias Proyecto/Evidencias de documentación/Documento de Arquitectura (DAS)/Documento_Arquitectura_Sistema_DAS_.docx
+++ b/FASE 2/Evidencias Proyecto/Evidencias de documentación/Documento de Arquitectura (DAS)/Documento_Arquitectura_Sistema_DAS_.docx
@@ -237,7 +237,7 @@
           <w:szCs w:val="36"/>
           <w:lang w:val="es-CL"/>
         </w:rPr>
-        <w:t>Versión 1.10</w:t>
+        <w:t>Versión 1.11</w:t>
       </w:r>
     </w:p>
     <w:p>
@@ -567,7 +567,7 @@
               </w:rPr>
             </w:pPr>
             <w:r>
-              <w:t>1.10</w:t>
+              <w:t>1.11</w:t>
             </w:r>
           </w:p>
         </w:tc>
@@ -679,7 +679,7 @@
               </w:rPr>
             </w:pPr>
             <w:r>
-              <w:t>22-09-2026</w:t>
+              <w:t>23-09-2026</w:t>
             </w:r>
           </w:p>
         </w:tc>
@@ -1695,6 +1695,72 @@
             </w:pPr>
             <w:r>
               <w:t>Ubicación del código en "FASE 2/Evidencias Proyecto/Evidencias de sistema", según la indicación del docente; la vista de desarrollo precisa que las carpetas son relativas a esa ubicación.</w:t>
+            </w:r>
+          </w:p>
+        </w:tc>
+        <w:tc>
+          <w:tcPr>
+            <w:tcW w:w="1908" w:type="dxa"/>
+          </w:tcPr>
+          <w:p>
+            <w:pPr>
+              <w:pStyle w:val="Tabletext"/>
+              <w:rPr>
+                <w:lang w:val="es-CL"/>
+              </w:rPr>
+            </w:pPr>
+            <w:r>
+              <w:t>Rodrigo Cárcamo Rojas</w:t>
+            </w:r>
+          </w:p>
+        </w:tc>
+      </w:tr>
+      <w:tr>
+        <w:tc>
+          <w:tcPr>
+            <w:tcW w:w="2196" w:type="dxa"/>
+          </w:tcPr>
+          <w:p>
+            <w:pPr>
+              <w:pStyle w:val="Tabletext"/>
+              <w:rPr>
+                <w:lang w:val="es-CL"/>
+              </w:rPr>
+            </w:pPr>
+            <w:r>
+              <w:t>23-09-2026</w:t>
+            </w:r>
+          </w:p>
+        </w:tc>
+        <w:tc>
+          <w:tcPr>
+            <w:tcW w:w="1152" w:type="dxa"/>
+          </w:tcPr>
+          <w:p>
+            <w:pPr>
+              <w:pStyle w:val="Tabletext"/>
+              <w:rPr>
+                <w:lang w:val="es-CL"/>
+              </w:rPr>
+            </w:pPr>
+            <w:r>
+              <w:t>1.11</w:t>
+            </w:r>
+          </w:p>
+        </w:tc>
+        <w:tc>
+          <w:tcPr>
+            <w:tcW w:w="3744" w:type="dxa"/>
+          </w:tcPr>
+          <w:p>
+            <w:pPr>
+              <w:pStyle w:val="Tabletext"/>
+              <w:rPr>
+                <w:lang w:val="es-CL"/>
+              </w:rPr>
+            </w:pPr>
+            <w:r>
+              <w:t>Portada pública (FS-HU-20), solo para quien no ha iniciado sesión: con la sesión iniciada la raíz redirige al perfil y al cerrar sesión se vuelve a la portada. Se actualizan la épica E1, el caso de uso CU-01, el flujo de autenticación (pasos 1, 9 y 11) y el módulo Pages, y se agrega la decisión D20.</w:t>
             </w:r>
           </w:p>
         </w:tc>
@@ -4101,7 +4167,7 @@
         <w:rPr>
           <w:i w:val="0"/>
         </w:rPr>
-        <w:t>registro con elección de rol, inicio de sesión (con correo y contraseña o con Google), recuperación de contraseña por correo, roles y perfil del usuario: datos básicos, objetivos y estilo de vida, e información de salud (FS-HU-01, FS-HU-02, FS-HU-15 a FS-HU-19).</w:t>
+        <w:t>portada pública para quien aún no ha iniciado sesión, registro con elección de rol, inicio de sesión (con correo y contraseña o con Google), recuperación de contraseña por correo, roles y perfil del usuario: datos básicos, objetivos y estilo de vida, e información de salud (FS-HU-01, FS-HU-02, FS-HU-15 a FS-HU-20).</w:t>
       </w:r>
     </w:p>
     <w:p>
@@ -6546,7 +6612,7 @@
                 <w:szCs w:val="16"/>
                 <w:lang w:val="es-ES" w:eastAsia="es-ES"/>
               </w:rPr>
-              <w:t>Registrarse, iniciar y cerrar sesión, y recuperar la contraseña (FS-HU-01, FS-HU-15, FS-HU-16, FS-HU-17)</w:t>
+              <w:t>Entrar a la plataforma desde la portada, registrarse, iniciar y cerrar sesión, y recuperar la contraseña (FS-HU-01, FS-HU-15, FS-HU-16, FS-HU-17, FS-HU-20)</w:t>
             </w:r>
           </w:p>
         </w:tc>
@@ -18209,7 +18275,7 @@
               <w:rPr>
                 <w:sz w:val="17"/>
               </w:rPr>
-              <w:t>Completa nombre, correo, contraseña y su confirmación, y elige su rol (Usuario o Profesional) en la pantalla de registro.</w:t>
+              <w:t>Desde la portada pública (/) presiona "Crear cuenta", completa nombre, correo, contraseña y su confirmación, y elige su rol (Usuario o Profesional) en la pantalla de registro.</w:t>
             </w:r>
           </w:p>
         </w:tc>
@@ -18609,7 +18675,7 @@
               <w:rPr>
                 <w:sz w:val="17"/>
               </w:rPr>
-              <w:t>POST /api/auth/logout: el frontend descarta el token y la sesión queda cerrada.</w:t>
+              <w:t>POST /api/auth/logout: el frontend descarta el token, la sesión queda cerrada y se vuelve a la portada pública con el mensaje "Cerraste sesión correctamente".</w:t>
             </w:r>
           </w:p>
         </w:tc>
@@ -18660,6 +18726,56 @@
                 <w:sz w:val="17"/>
               </w:rPr>
               <w:t>Si el token es inválido o expiró, las rutas protegidas responden 401; el frontend cierra la sesión y pide iniciar sesión nuevamente.</w:t>
+            </w:r>
+          </w:p>
+        </w:tc>
+      </w:tr>
+      <w:tr>
+        <w:tc>
+          <w:tcPr>
+            <w:tcW w:type="dxa" w:w="700"/>
+          </w:tcPr>
+          <w:p>
+            <w:pPr>
+              <w:spacing w:after="0"/>
+            </w:pPr>
+            <w:r>
+              <w:rPr>
+                <w:sz w:val="17"/>
+              </w:rPr>
+              <w:t>11</w:t>
+            </w:r>
+          </w:p>
+        </w:tc>
+        <w:tc>
+          <w:tcPr>
+            <w:tcW w:type="dxa" w:w="2100"/>
+          </w:tcPr>
+          <w:p>
+            <w:pPr>
+              <w:spacing w:after="0"/>
+            </w:pPr>
+            <w:r>
+              <w:rPr>
+                <w:sz w:val="17"/>
+              </w:rPr>
+              <w:t>Frontend</w:t>
+            </w:r>
+          </w:p>
+        </w:tc>
+        <w:tc>
+          <w:tcPr>
+            <w:tcW w:type="dxa" w:w="6200"/>
+          </w:tcPr>
+          <w:p>
+            <w:pPr>
+              <w:spacing w:after="0"/>
+            </w:pPr>
+            <w:r>
+              <w:rPr>
+                <w:sz w:val="17"/>
+              </w:rPr>
+              <w:t>Navegación según la sesión (FS-HU-20): la portada (/), el registro y el inicio de sesión son solo para invitados, por lo que con la sesión iniciada redirigen al perfil. Sin sesión, las rutas protegidas (/perfil) redirigen al inicio de sesión, salvo justo después de un cierre de sesión voluntario, que vuelve a la portada.</w:t>
             </w:r>
           </w:p>
         </w:tc>
@@ -20165,7 +20281,7 @@
               <w:rPr>
                 <w:sz w:val="17"/>
               </w:rPr>
-              <w:t>Pantallas de la aplicación (registro, login, perfil, búsqueda, chat, alimentación).</w:t>
+              <w:t>Pantallas de la aplicación (portada pública, registro, inicio de sesión, perfil, búsqueda, chat, alimentación).</w:t>
             </w:r>
           </w:p>
         </w:tc>
@@ -24569,6 +24685,72 @@
                 <w:sz w:val="17"/>
               </w:rPr>
               <w:t>No se pierde lo avanzado si el usuario sale, los formularios son cortos en el celular y cada historia tiene su propio endpoint y pruebas.</w:t>
+            </w:r>
+          </w:p>
+        </w:tc>
+      </w:tr>
+      <w:tr>
+        <w:tc>
+          <w:tcPr>
+            <w:tcW w:type="dxa" w:w="600"/>
+          </w:tcPr>
+          <w:p>
+            <w:pPr>
+              <w:spacing w:after="0"/>
+            </w:pPr>
+            <w:r>
+              <w:rPr>
+                <w:sz w:val="17"/>
+              </w:rPr>
+              <w:t>D20</w:t>
+            </w:r>
+          </w:p>
+        </w:tc>
+        <w:tc>
+          <w:tcPr>
+            <w:tcW w:type="dxa" w:w="2400"/>
+          </w:tcPr>
+          <w:p>
+            <w:pPr>
+              <w:spacing w:after="0"/>
+            </w:pPr>
+            <w:r>
+              <w:rPr>
+                <w:sz w:val="17"/>
+              </w:rPr>
+              <w:t>Portada pública solo para invitados: con la sesión iniciada la raíz (/) redirige al perfil y, al cerrar sesión, se vuelve a la portada</w:t>
+            </w:r>
+          </w:p>
+        </w:tc>
+        <w:tc>
+          <w:tcPr>
+            <w:tcW w:type="dxa" w:w="2400"/>
+          </w:tcPr>
+          <w:p>
+            <w:pPr>
+              <w:spacing w:after="0"/>
+            </w:pPr>
+            <w:r>
+              <w:rPr>
+                <w:sz w:val="17"/>
+              </w:rPr>
+              <w:t>Mostrar la portada también con la sesión iniciada (versión inicial); volver al inicio de sesión al cerrar sesión</w:t>
+            </w:r>
+          </w:p>
+        </w:tc>
+        <w:tc>
+          <w:tcPr>
+            <w:tcW w:type="dxa" w:w="3600"/>
+          </w:tcPr>
+          <w:p>
+            <w:pPr>
+              <w:spacing w:after="0"/>
+            </w:pPr>
+            <w:r>
+              <w:rPr>
+                <w:sz w:val="17"/>
+              </w:rPr>
+              <w:t>La portada presenta el producto a quien aún no tiene cuenta; a un usuario con sesión solo le agrega un paso antes de su perfil. Al cerrar sesión, la portada es el punto de entrada natural. La ruta protegida decide el destino cuando se pierde la sesión: tras un cierre voluntario, la portada; si la sesión expira o se entra por un enlace directo, el inicio de sesión.</w:t>
             </w:r>
           </w:p>
         </w:tc>

--- a/FASE 2/Evidencias Proyecto/Evidencias de documentación/Documento de Arquitectura (DAS)/Documento_Arquitectura_Sistema_DAS_.docx
+++ b/FASE 2/Evidencias Proyecto/Evidencias de documentación/Documento de Arquitectura (DAS)/Documento_Arquitectura_Sistema_DAS_.docx
@@ -1761,6 +1761,138 @@
             </w:pPr>
             <w:r>
               <w:t>Portada pública (FS-HU-20), solo para quien no ha iniciado sesión: con la sesión iniciada la raíz redirige al perfil y al cerrar sesión se vuelve a la portada. Se actualizan la épica E1, el caso de uso CU-01, el flujo de autenticación (pasos 1, 9 y 11) y el módulo Pages, y se agrega la decisión D20.</w:t>
+            </w:r>
+          </w:p>
+        </w:tc>
+        <w:tc>
+          <w:tcPr>
+            <w:tcW w:w="1908" w:type="dxa"/>
+          </w:tcPr>
+          <w:p>
+            <w:pPr>
+              <w:pStyle w:val="Tabletext"/>
+              <w:rPr>
+                <w:lang w:val="es-CL"/>
+              </w:rPr>
+            </w:pPr>
+            <w:r>
+              <w:t>Rodrigo Cárcamo Rojas</w:t>
+            </w:r>
+          </w:p>
+        </w:tc>
+      </w:tr>
+      <w:tr>
+        <w:tc>
+          <w:tcPr>
+            <w:tcW w:w="2196" w:type="dxa"/>
+          </w:tcPr>
+          <w:p>
+            <w:pPr>
+              <w:pStyle w:val="Tabletext"/>
+              <w:rPr>
+                <w:lang w:val="es-CL"/>
+              </w:rPr>
+            </w:pPr>
+            <w:r>
+              <w:t>24-09-2026</w:t>
+            </w:r>
+          </w:p>
+        </w:tc>
+        <w:tc>
+          <w:tcPr>
+            <w:tcW w:w="1152" w:type="dxa"/>
+          </w:tcPr>
+          <w:p>
+            <w:pPr>
+              <w:pStyle w:val="Tabletext"/>
+              <w:rPr>
+                <w:lang w:val="es-CL"/>
+              </w:rPr>
+            </w:pPr>
+            <w:r>
+              <w:t>1.12</w:t>
+            </w:r>
+          </w:p>
+        </w:tc>
+        <w:tc>
+          <w:tcPr>
+            <w:tcW w:w="3744" w:type="dxa"/>
+          </w:tcPr>
+          <w:p>
+            <w:pPr>
+              <w:pStyle w:val="Tabletext"/>
+              <w:rPr>
+                <w:lang w:val="es-CL"/>
+              </w:rPr>
+            </w:pPr>
+            <w:r>
+              <w:t>Acceso con Google en funcionamiento (FS-HU-16): ID de cliente OAuth de la cuenta del proyecto, botón oficial de Google Identity Services en el inicio de sesión y en el registro, y verificación del token en POST /api/auth/google. Se detalla el estado del flujo de acceso con Google y el modo de prueba en Google Cloud.</w:t>
+            </w:r>
+          </w:p>
+        </w:tc>
+        <w:tc>
+          <w:tcPr>
+            <w:tcW w:w="1908" w:type="dxa"/>
+          </w:tcPr>
+          <w:p>
+            <w:pPr>
+              <w:pStyle w:val="Tabletext"/>
+              <w:rPr>
+                <w:lang w:val="es-CL"/>
+              </w:rPr>
+            </w:pPr>
+            <w:r>
+              <w:t>Rodrigo Cárcamo Rojas</w:t>
+            </w:r>
+          </w:p>
+        </w:tc>
+      </w:tr>
+      <w:tr>
+        <w:tc>
+          <w:tcPr>
+            <w:tcW w:w="2196" w:type="dxa"/>
+          </w:tcPr>
+          <w:p>
+            <w:pPr>
+              <w:pStyle w:val="Tabletext"/>
+              <w:rPr>
+                <w:lang w:val="es-CL"/>
+              </w:rPr>
+            </w:pPr>
+            <w:r>
+              <w:t>24-09-2026</w:t>
+            </w:r>
+          </w:p>
+        </w:tc>
+        <w:tc>
+          <w:tcPr>
+            <w:tcW w:w="1152" w:type="dxa"/>
+          </w:tcPr>
+          <w:p>
+            <w:pPr>
+              <w:pStyle w:val="Tabletext"/>
+              <w:rPr>
+                <w:lang w:val="es-CL"/>
+              </w:rPr>
+            </w:pPr>
+            <w:r>
+              <w:t>1.13</w:t>
+            </w:r>
+          </w:p>
+        </w:tc>
+        <w:tc>
+          <w:tcPr>
+            <w:tcW w:w="3744" w:type="dxa"/>
+          </w:tcPr>
+          <w:p>
+            <w:pPr>
+              <w:pStyle w:val="Tabletext"/>
+              <w:rPr>
+                <w:lang w:val="es-CL"/>
+              </w:rPr>
+            </w:pPr>
+            <w:r>
+              <w:t>El tipo de cuenta (rol) se elige en el primer paso del asistente de perfil y no en el registro (decisión D21): columna rol_confirmado en usuarios, endpoint PUT /api/perfil/tipo-cuenta con emisión de un token nuevo, asistente de 5 pasos (Ilustración 6 actualizada) y flujos de registro y de acceso con Google sin rol.</w:t>
             </w:r>
           </w:p>
         </w:tc>
@@ -11239,6 +11371,73 @@
                 <w:b/>
                 <w:sz w:val="17"/>
               </w:rPr>
+              <w:t>rol_confirmado</w:t>
+            </w:r>
+          </w:p>
+        </w:tc>
+        <w:tc>
+          <w:tcPr>
+            <w:tcW w:type="dxa" w:w="1600"/>
+          </w:tcPr>
+          <w:p>
+            <w:pPr>
+              <w:spacing w:after="0"/>
+            </w:pPr>
+            <w:r>
+              <w:rPr>
+                <w:sz w:val="17"/>
+              </w:rPr>
+              <w:t>BOOLEAN</w:t>
+            </w:r>
+          </w:p>
+        </w:tc>
+        <w:tc>
+          <w:tcPr>
+            <w:tcW w:type="dxa" w:w="2500"/>
+          </w:tcPr>
+          <w:p>
+            <w:pPr>
+              <w:spacing w:after="0"/>
+            </w:pPr>
+            <w:r>
+              <w:rPr>
+                <w:sz w:val="17"/>
+              </w:rPr>
+              <w:t>NOT NULL, DEFAULT false</w:t>
+            </w:r>
+          </w:p>
+        </w:tc>
+        <w:tc>
+          <w:tcPr>
+            <w:tcW w:type="dxa" w:w="3000"/>
+          </w:tcPr>
+          <w:p>
+            <w:pPr>
+              <w:spacing w:after="0"/>
+            </w:pPr>
+            <w:r>
+              <w:rPr>
+                <w:sz w:val="17"/>
+              </w:rPr>
+              <w:t>Queda en true cuando la persona elige su tipo de cuenta en el asistente de perfil (FS-HU-02). El registro crea toda cuenta con el rol usuario, así que esta columna distingue el rol provisional del confirmado.</w:t>
+            </w:r>
+          </w:p>
+        </w:tc>
+      </w:tr>
+      <w:tr>
+        <w:tc>
+          <w:tcPr>
+            <w:tcW w:type="dxa" w:w="1900"/>
+          </w:tcPr>
+          <w:p>
+            <w:pPr>
+              <w:spacing w:after="0"/>
+            </w:pPr>
+            <w:r>
+              <w:rPr>
+                <w:b/>
+                <w:sz w:val="17"/>
+              </w:rPr>
               <w:t>fecha_registro</w:t>
             </w:r>
           </w:p>
@@ -18325,7 +18524,7 @@
               <w:rPr>
                 <w:sz w:val="17"/>
               </w:rPr>
-              <w:t>POST /api/auth/registro con los datos y el rol elegido en JSON (solo se aceptan los roles usuario y profesional).</w:t>
+              <w:t>POST /api/auth/registro con nombre, correo y contraseña en JSON; la cuenta se crea siempre con el rol usuario (el tipo de cuenta se elige después en el perfil).</w:t>
             </w:r>
           </w:p>
         </w:tc>
@@ -18475,7 +18674,7 @@
               <w:rPr>
                 <w:sz w:val="17"/>
               </w:rPr>
-              <w:t>En una sola transacción: INSERT en usuarios con el rol elegido e INSERT de su registro en perfiles_usuario con los datos vacíos (relación 1 : 1).</w:t>
+              <w:t>En una sola transacción: INSERT en usuarios con el rol usuario y rol_confirmado en false, e INSERT de su registro en perfiles_usuario con los datos vacíos (relación 1 : 1).</w:t>
             </w:r>
           </w:p>
         </w:tc>
@@ -18789,7 +18988,7 @@
       <w:r>
         <w:drawing>
           <wp:inline xmlns:a="http://schemas.openxmlformats.org/drawingml/2006/main" xmlns:pic="http://schemas.openxmlformats.org/drawingml/2006/picture">
-            <wp:extent cx="5400000" cy="4588175"/>
+            <wp:extent cx="5400000" cy="5269256"/>
             <wp:docPr id="901" name="Diagrama 901"/>
             <wp:cNvGraphicFramePr>
               <a:graphicFrameLocks noChangeAspect="1"/>
@@ -18810,7 +19009,7 @@
                   <pic:spPr>
                     <a:xfrm>
                       <a:off x="0" y="0"/>
-                      <a:ext cx="5400000" cy="4588175"/>
+                      <a:ext cx="5400000" cy="5269256"/>
                     </a:xfrm>
                     <a:prstGeom prst="rect"/>
                   </pic:spPr>
@@ -18835,7 +19034,7 @@
         <w:rPr>
           <w:i w:val="0"/>
         </w:rPr>
-        <w:t>Ilustración 6: Diagrama de secuencia del asistente de perfil de 4 pasos (FS-HU-02, FS-HU-18 y FS-HU-19)</w:t>
+        <w:t>Ilustración 6: Diagrama de secuencia del asistente de perfil de 5 pasos (FS-HU-02, FS-HU-18 y FS-HU-19)</w:t>
       </w:r>
     </w:p>
     <w:p/>
@@ -19375,7 +19574,7 @@
         <w:rPr>
           <w:i w:val="0"/>
         </w:rPr>
-        <w:t>Implementa FS-HU-15 y FS-HU-16. Las rutas se exponen bajo el prefijo /api y el correo se envía con Nodemailer por SMTP. Estado al 21-09-2026: los pasos 1 a 7 están implementados (mientras no se configure la cuenta de correo, el enlace se muestra en la consola del backend); los pasos 8 a 11 quedan pendientes hasta contar con el ID de cliente de Google.</w:t>
+        <w:t>Implementa FS-HU-15 y FS-HU-16. Las rutas se exponen bajo el prefijo /api y el correo se envía con Nodemailer por SMTP. Estado al 24-09-2026: los once pasos están implementados. Mientras no se configure la cuenta de correo, el enlace de recuperación se muestra en la consola del backend. El acceso con Google usa el ID de cliente OAuth de la cuenta del proyecto, que se guarda en GOOGLE_CLIENT_ID (backend) y VITE_GOOGLE_CLIENT_ID (frontend); la aplicación está en modo de prueba en Google Cloud, con los correos del equipo autorizados como usuarios de prueba, y sin ese valor el botón aparece desactivado.</w:t>
       </w:r>
     </w:p>
     <w:tbl>
@@ -19901,7 +20100,7 @@
               <w:rPr>
                 <w:sz w:val="17"/>
               </w:rPr>
-              <w:t>POST /api/auth/google con el ID token (y el rol elegido, si viene desde el registro).</w:t>
+              <w:t>POST /api/auth/google con el ID token.</w:t>
             </w:r>
           </w:p>
         </w:tc>
@@ -20001,7 +20200,7 @@
               <w:rPr>
                 <w:sz w:val="17"/>
               </w:rPr>
-              <w:t>Busca al usuario por google_id o por correo: si existe, vincula google_id; si no existe, crea el usuario con el rol elegido (usuario por defecto) y su perfil vacío. Responde 200 con el JWT de FitSearch.</w:t>
+              <w:t>Busca al usuario por google_id o por correo: si existe, vincula google_id y conserva su rol; si no existe, crea el usuario con el rol usuario y su perfil vacío. Responde 200 con el JWT de FitSearch.</w:t>
             </w:r>
           </w:p>
         </w:tc>
@@ -24652,7 +24851,7 @@
               <w:rPr>
                 <w:sz w:val="17"/>
               </w:rPr>
-              <w:t>Asistente de perfil de 4 pasos que guarda cada paso por separado</w:t>
+              <w:t>Asistente de perfil de 5 pasos que guarda cada paso por separado</w:t>
             </w:r>
           </w:p>
         </w:tc>
@@ -24751,6 +24950,72 @@
                 <w:sz w:val="17"/>
               </w:rPr>
               <w:t>La portada presenta el producto a quien aún no tiene cuenta; a un usuario con sesión solo le agrega un paso antes de su perfil. Al cerrar sesión, la portada es el punto de entrada natural. La ruta protegida decide el destino cuando se pierde la sesión: tras un cierre voluntario, la portada; si la sesión expira o se entra por un enlace directo, el inicio de sesión.</w:t>
+            </w:r>
+          </w:p>
+        </w:tc>
+      </w:tr>
+      <w:tr>
+        <w:tc>
+          <w:tcPr>
+            <w:tcW w:type="dxa" w:w="600"/>
+          </w:tcPr>
+          <w:p>
+            <w:pPr>
+              <w:spacing w:after="0"/>
+            </w:pPr>
+            <w:r>
+              <w:rPr>
+                <w:sz w:val="17"/>
+              </w:rPr>
+              <w:t>D21</w:t>
+            </w:r>
+          </w:p>
+        </w:tc>
+        <w:tc>
+          <w:tcPr>
+            <w:tcW w:type="dxa" w:w="2400"/>
+          </w:tcPr>
+          <w:p>
+            <w:pPr>
+              <w:spacing w:after="0"/>
+            </w:pPr>
+            <w:r>
+              <w:rPr>
+                <w:sz w:val="17"/>
+              </w:rPr>
+              <w:t>El tipo de cuenta (rol) se elige en el primer paso del asistente de perfil y no en el registro; la columna rol_confirmado distingue el rol provisional del confirmado</w:t>
+            </w:r>
+          </w:p>
+        </w:tc>
+        <w:tc>
+          <w:tcPr>
+            <w:tcW w:type="dxa" w:w="2400"/>
+          </w:tcPr>
+          <w:p>
+            <w:pPr>
+              <w:spacing w:after="0"/>
+            </w:pPr>
+            <w:r>
+              <w:rPr>
+                <w:sz w:val="17"/>
+              </w:rPr>
+              <w:t>Mantener la elección en el formulario de registro; agregar un rol "sin definir" a la tabla roles; preguntarlo al final del asistente</w:t>
+            </w:r>
+          </w:p>
+        </w:tc>
+        <w:tc>
+          <w:tcPr>
+            <w:tcW w:type="dxa" w:w="3600"/>
+          </w:tcPr>
+          <w:p>
+            <w:pPr>
+              <w:spacing w:after="0"/>
+            </w:pPr>
+            <w:r>
+              <w:rPr>
+                <w:sz w:val="17"/>
+              </w:rPr>
+              <w:t>El rol define los permisos y las pantallas disponibles: al elegirlo en el registro bastaba con dejar marcada una opción (sobre todo al entrar con Google, donde no hay formulario que revisar) para quedar con el rol equivocado. En el asistente la elección es explícita, se puede corregir desde el resumen y no obliga a cambiar la tabla roles ni las reglas de autorización; como el rol viaja en el JWT (D6), al confirmarlo el backend emite un token nuevo conservando el vencimiento del anterior para no alterar "Recordarme" (D17).</w:t>
             </w:r>
           </w:p>
         </w:tc>
